--- a/Jurnal JIKOM rev 00.docx
+++ b/Jurnal JIKOM rev 00.docx
@@ -877,12 +877,6 @@
         </w:rPr>
         <w:t xml:space="preserve"> [2].</w:t>
       </w:r>
-      <w:r>
-        <w:rPr>
-          <w:szCs w:val="24"/>
-        </w:rPr>
-        <w:t xml:space="preserve"> Terjemahan Al-Qur’an dalam bahasa Indonesia memiliki kekhasan struktur linguistik yang tidak hanya literal, tetapi juga interpretatif, sehingga pemodelan topik pada korpus ini membutuhkan pendekatan yang lebih kontekstual dan adaptif terhadap makna dalam teks.</w:t>
-      </w:r>
     </w:p>
     <w:p>
       <w:pPr>
@@ -996,15 +990,7 @@
           <w:szCs w:val="24"/>
           <w:lang w:val="sv-SE"/>
         </w:rPr>
-        <w:t xml:space="preserve">. Di sisi lain, BERTopic mendapatkan perhatian karena kemampuannya mengidentifikasi topik secara dinamis dan mendalam, serta menyajikannya dalam bentuk visual interaktif. Namun, penerapan kedua </w:t>
-      </w:r>
-      <w:r>
-        <w:rPr>
-          <w:szCs w:val="24"/>
-          <w:lang w:val="sv-SE"/>
-        </w:rPr>
-        <w:lastRenderedPageBreak/>
-        <w:t>metode ini pada korpus teks religius terutama teks terjemahan Al-Qur’an dalam bahasa Indonesia belum banyak digunakan.</w:t>
+        <w:t>. Di sisi lain, BERTopic mendapatkan perhatian karena kemampuannya mengidentifikasi topik secara dinamis dan mendalam, serta menyajikannya dalam bentuk visual interaktif. Namun, penerapan kedua metode ini pada korpus teks religius terutama teks terjemahan Al-Qur’an dalam bahasa Indonesia belum banyak digunakan.</w:t>
       </w:r>
     </w:p>
     <w:p>
@@ -1020,7 +1006,22 @@
           <w:szCs w:val="24"/>
           <w:lang w:val="sv-SE"/>
         </w:rPr>
-        <w:t xml:space="preserve">Salah satu peneletian pada terjemah Al-Qur’an yaitu diantaranya “Pengelompokan Terjemah Al-Quran Departemen Agama menggunakan Metode Fuzzy C-Means”, penelitian ini menggunakan algoritma </w:t>
+        <w:lastRenderedPageBreak/>
+        <w:t>Salah satu peneletian pada terjemah Al-Qur’an yaitu diantaranya “Pengelompokan Terjemah Al-Quran Departemen Agama menggunakan Metode Fuzzy C-Means”, Hasil</w:t>
+      </w:r>
+      <w:r>
+        <w:rPr>
+          <w:szCs w:val="24"/>
+          <w:lang w:val="sv-SE"/>
+        </w:rPr>
+        <w:t xml:space="preserve"> penelitian ini</w:t>
+      </w:r>
+      <w:r>
+        <w:rPr>
+          <w:szCs w:val="24"/>
+          <w:lang w:val="sv-SE"/>
+        </w:rPr>
+        <w:t xml:space="preserve"> algoritma FCM menghasilkan nilai </w:t>
       </w:r>
       <w:r>
         <w:rPr>
@@ -1029,102 +1030,6 @@
           <w:szCs w:val="24"/>
           <w:lang w:val="sv-SE"/>
         </w:rPr>
-        <w:t>fuzzy c-means</w:t>
-      </w:r>
-      <w:r>
-        <w:rPr>
-          <w:szCs w:val="24"/>
-          <w:lang w:val="sv-SE"/>
-        </w:rPr>
-        <w:t xml:space="preserve"> (FCM) dan </w:t>
-      </w:r>
-      <w:r>
-        <w:rPr>
-          <w:i/>
-          <w:iCs/>
-          <w:szCs w:val="24"/>
-          <w:lang w:val="sv-SE"/>
-        </w:rPr>
-        <w:t>vector space model</w:t>
-      </w:r>
-      <w:r>
-        <w:rPr>
-          <w:szCs w:val="24"/>
-          <w:lang w:val="sv-SE"/>
-        </w:rPr>
-        <w:t xml:space="preserve"> (VSM) untuk mengelompokkan terjemahan ayat berdasarkan kemiripan dan fokus pada </w:t>
-      </w:r>
-      <w:r>
-        <w:rPr>
-          <w:i/>
-          <w:iCs/>
-          <w:szCs w:val="24"/>
-          <w:lang w:val="sv-SE"/>
-        </w:rPr>
-        <w:t>clustering</w:t>
-      </w:r>
-      <w:r>
-        <w:rPr>
-          <w:szCs w:val="24"/>
-          <w:lang w:val="sv-SE"/>
-        </w:rPr>
-        <w:t xml:space="preserve"> dengan </w:t>
-      </w:r>
-      <w:r>
-        <w:rPr>
-          <w:i/>
-          <w:iCs/>
-          <w:szCs w:val="24"/>
-          <w:lang w:val="sv-SE"/>
-        </w:rPr>
-        <w:t>preprocessing</w:t>
-      </w:r>
-      <w:r>
-        <w:rPr>
-          <w:szCs w:val="24"/>
-          <w:lang w:val="sv-SE"/>
-        </w:rPr>
-        <w:t xml:space="preserve"> teks, pembobotan tf-idf, dan evaluasi kualitas klaster dengan </w:t>
-      </w:r>
-      <w:r>
-        <w:rPr>
-          <w:i/>
-          <w:iCs/>
-          <w:szCs w:val="24"/>
-          <w:lang w:val="sv-SE"/>
-        </w:rPr>
-        <w:t>silhouette</w:t>
-      </w:r>
-      <w:r>
-        <w:rPr>
-          <w:szCs w:val="24"/>
-          <w:lang w:val="sv-SE"/>
-        </w:rPr>
-        <w:t xml:space="preserve"> </w:t>
-      </w:r>
-      <w:r>
-        <w:rPr>
-          <w:i/>
-          <w:iCs/>
-          <w:szCs w:val="24"/>
-          <w:lang w:val="sv-SE"/>
-        </w:rPr>
-        <w:t>coefficient</w:t>
-      </w:r>
-      <w:r>
-        <w:rPr>
-          <w:szCs w:val="24"/>
-          <w:lang w:val="sv-SE"/>
-        </w:rPr>
-        <w:t xml:space="preserve">. Hasil algoritma FCM menghasilkan nilai </w:t>
-      </w:r>
-      <w:r>
-        <w:rPr>
-          <w:i/>
-          <w:iCs/>
-          <w:szCs w:val="24"/>
-          <w:lang w:val="sv-SE"/>
-        </w:rPr>
         <w:t>clustering</w:t>
       </w:r>
       <w:r>
@@ -1259,30 +1164,12 @@
         <w:t xml:space="preserve">kementerian Agama Republik Indonesia (Kemenag RI) di </w:t>
       </w:r>
       <w:r>
-        <w:rPr>
-          <w:i/>
-          <w:iCs/>
-        </w:rPr>
         <w:fldChar w:fldCharType="begin"/>
       </w:r>
       <w:r>
-        <w:rPr>
-          <w:i/>
-          <w:iCs/>
-        </w:rPr>
         <w:instrText>HYPERLINK "https://quran.kemenag.go.id/"</w:instrText>
       </w:r>
       <w:r>
-        <w:rPr>
-          <w:i/>
-          <w:iCs/>
-        </w:rPr>
-      </w:r>
-      <w:r>
-        <w:rPr>
-          <w:i/>
-          <w:iCs/>
-        </w:rPr>
         <w:fldChar w:fldCharType="separate"/>
       </w:r>
       <w:r>
@@ -1297,10 +1184,6 @@
         <w:t>https://quran.kemenag.go.id/</w:t>
       </w:r>
       <w:r>
-        <w:rPr>
-          <w:i/>
-          <w:iCs/>
-        </w:rPr>
         <w:fldChar w:fldCharType="end"/>
       </w:r>
       <w:r>
@@ -1322,30 +1205,12 @@
         <w:t xml:space="preserve">referensi terjemahanya diarahkan ke </w:t>
       </w:r>
       <w:r>
-        <w:rPr>
-          <w:i/>
-          <w:iCs/>
-        </w:rPr>
         <w:fldChar w:fldCharType="begin"/>
       </w:r>
       <w:r>
-        <w:rPr>
-          <w:i/>
-          <w:iCs/>
-        </w:rPr>
         <w:instrText>HYPERLINK "https://pustakalajnah.kemenag.go.id/"</w:instrText>
       </w:r>
       <w:r>
-        <w:rPr>
-          <w:i/>
-          <w:iCs/>
-        </w:rPr>
-      </w:r>
-      <w:r>
-        <w:rPr>
-          <w:i/>
-          <w:iCs/>
-        </w:rPr>
         <w:fldChar w:fldCharType="separate"/>
       </w:r>
       <w:r>
@@ -1360,23 +1225,7 @@
         <w:t>https://pustakalajnah.kemenag.go.id/</w:t>
       </w:r>
       <w:r>
-        <w:rPr>
-          <w:i/>
-          <w:iCs/>
-        </w:rPr>
         <w:fldChar w:fldCharType="end"/>
-      </w:r>
-      <w:r>
-        <w:rPr>
-          <w:szCs w:val="24"/>
-        </w:rPr>
-        <w:t xml:space="preserve"> </w:t>
-      </w:r>
-      <w:r>
-        <w:rPr>
-          <w:szCs w:val="24"/>
-        </w:rPr>
-        <w:t>dengan versi Terjemahan Al-Quran_v161122</w:t>
       </w:r>
       <w:r>
         <w:rPr>
@@ -1440,7 +1289,19 @@
         <w:rPr>
           <w:szCs w:val="24"/>
         </w:rPr>
-        <w:t xml:space="preserve"> dua pendekatan model topik berbasis representasi semantik, yakni </w:t>
+        <w:t xml:space="preserve"> dua pendekatan model </w:t>
+      </w:r>
+      <w:r>
+        <w:rPr>
+          <w:szCs w:val="24"/>
+        </w:rPr>
+        <w:t>yaitu</w:t>
+      </w:r>
+      <w:r>
+        <w:rPr>
+          <w:szCs w:val="24"/>
+        </w:rPr>
+        <w:t xml:space="preserve"> </w:t>
       </w:r>
       <w:r>
         <w:rPr>
@@ -1483,6 +1344,7 @@
           <w:szCs w:val="24"/>
           <w:lang w:val="en-US"/>
         </w:rPr>
+        <w:lastRenderedPageBreak/>
         <w:drawing>
           <wp:inline distT="0" distB="0" distL="0" distR="0" wp14:anchorId="29C6C30B" wp14:editId="46895D07">
             <wp:extent cx="3252564" cy="3135113"/>
@@ -1555,17 +1417,7 @@
           <w:sz w:val="24"/>
           <w:szCs w:val="24"/>
         </w:rPr>
-        <w:t>Gambar</w:t>
-      </w:r>
-      <w:r>
-        <w:rPr>
-          <w:i w:val="0"/>
-          <w:iCs w:val="0"/>
-          <w:color w:val="auto"/>
-          <w:sz w:val="24"/>
-          <w:szCs w:val="24"/>
-        </w:rPr>
-        <w:t xml:space="preserve">  </w:t>
+        <w:t xml:space="preserve">Gambar  </w:t>
       </w:r>
       <w:r>
         <w:rPr>
@@ -1654,15 +1506,6 @@
     <w:p>
       <w:pPr>
         <w:ind w:firstLine="630"/>
-        <w:jc w:val="center"/>
-        <w:rPr>
-          <w:szCs w:val="24"/>
-        </w:rPr>
-      </w:pPr>
-    </w:p>
-    <w:p>
-      <w:pPr>
-        <w:ind w:firstLine="630"/>
         <w:rPr>
           <w:rFonts w:asciiTheme="majorBidi" w:hAnsiTheme="majorBidi" w:cstheme="majorBidi"/>
           <w:szCs w:val="24"/>
@@ -1803,7 +1646,28 @@
           <w:rFonts w:asciiTheme="majorBidi" w:hAnsiTheme="majorBidi" w:cstheme="majorBidi"/>
           <w:szCs w:val="24"/>
         </w:rPr>
-        <w:t>dilakukan analisa dan intepretasi topik.</w:t>
+        <w:t xml:space="preserve">kemudian </w:t>
+      </w:r>
+      <w:r>
+        <w:rPr>
+          <w:rFonts w:asciiTheme="majorBidi" w:hAnsiTheme="majorBidi" w:cstheme="majorBidi"/>
+          <w:szCs w:val="24"/>
+        </w:rPr>
+        <w:t>dilakukan analis</w:t>
+      </w:r>
+      <w:r>
+        <w:rPr>
+          <w:rFonts w:asciiTheme="majorBidi" w:hAnsiTheme="majorBidi" w:cstheme="majorBidi"/>
+          <w:szCs w:val="24"/>
+        </w:rPr>
+        <w:t>is</w:t>
+      </w:r>
+      <w:r>
+        <w:rPr>
+          <w:rFonts w:asciiTheme="majorBidi" w:hAnsiTheme="majorBidi" w:cstheme="majorBidi"/>
+          <w:szCs w:val="24"/>
+        </w:rPr>
+        <w:t xml:space="preserve"> dan intepretasi topik.</w:t>
       </w:r>
     </w:p>
     <w:p>
@@ -1849,7 +1713,39 @@
           <w:szCs w:val="24"/>
           <w:lang w:val="sv-SE"/>
         </w:rPr>
-        <w:t>Teknis analisis dilakukan secara bertahap dengan pendekatan berbasis bahasa Python dan pustaka NLP modern.</w:t>
+        <w:t xml:space="preserve">Teknis analisis dilakukan secara bertahap dengan </w:t>
+      </w:r>
+      <w:r>
+        <w:rPr>
+          <w:rFonts w:asciiTheme="majorBidi" w:hAnsiTheme="majorBidi" w:cstheme="majorBidi"/>
+          <w:szCs w:val="24"/>
+          <w:lang w:val="sv-SE"/>
+        </w:rPr>
+        <w:t>dua metode CTM dan BERTopic menggunakan</w:t>
+      </w:r>
+      <w:r>
+        <w:rPr>
+          <w:rFonts w:asciiTheme="majorBidi" w:hAnsiTheme="majorBidi" w:cstheme="majorBidi"/>
+          <w:szCs w:val="24"/>
+          <w:lang w:val="sv-SE"/>
+        </w:rPr>
+        <w:t xml:space="preserve"> bahasa</w:t>
+      </w:r>
+      <w:r>
+        <w:rPr>
+          <w:rFonts w:asciiTheme="majorBidi" w:hAnsiTheme="majorBidi" w:cstheme="majorBidi"/>
+          <w:szCs w:val="24"/>
+          <w:lang w:val="sv-SE"/>
+        </w:rPr>
+        <w:t xml:space="preserve"> pemograman</w:t>
+      </w:r>
+      <w:r>
+        <w:rPr>
+          <w:rFonts w:asciiTheme="majorBidi" w:hAnsiTheme="majorBidi" w:cstheme="majorBidi"/>
+          <w:szCs w:val="24"/>
+          <w:lang w:val="sv-SE"/>
+        </w:rPr>
+        <w:t xml:space="preserve"> Python dan pustaka NLP modern.</w:t>
       </w:r>
     </w:p>
     <w:p>
@@ -2073,7 +1969,7 @@
               <w:pStyle w:val="ListParagraph"/>
               <w:spacing w:line="480" w:lineRule="auto"/>
               <w:ind w:left="0"/>
-              <w:jc w:val="center"/>
+              <w:jc w:val="right"/>
               <w:rPr>
                 <w:rFonts w:asciiTheme="majorBidi" w:hAnsiTheme="majorBidi" w:cstheme="majorBidi"/>
                 <w:szCs w:val="24"/>
@@ -2124,6 +2020,7 @@
           <w:szCs w:val="24"/>
           <w:lang w:val="sv-SE"/>
         </w:rPr>
+        <w:lastRenderedPageBreak/>
         <w:t xml:space="preserve">Dimana </w:t>
       </w:r>
       <m:oMath>
@@ -2513,336 +2410,6 @@
         <w:pStyle w:val="ListParagraph"/>
         <w:ind w:left="450" w:firstLine="630"/>
         <w:rPr>
-          <w:rFonts w:asciiTheme="majorBidi" w:hAnsiTheme="majorBidi" w:cstheme="majorBidi"/>
-          <w:szCs w:val="24"/>
-          <w:lang w:val="sv-SE"/>
-        </w:rPr>
-      </w:pPr>
-      <w:r>
-        <w:rPr>
-          <w:rFonts w:asciiTheme="majorBidi" w:hAnsiTheme="majorBidi" w:cstheme="majorBidi"/>
-          <w:szCs w:val="24"/>
-          <w:lang w:val="sv-SE"/>
-        </w:rPr>
-        <w:t>Pada tahap preprocessing, dilakukan evaluasi untuk mengukur efektivitas pembersihan data teks melalui tiga metrik utama, yaitu:</w:t>
-      </w:r>
-    </w:p>
-    <w:p>
-      <w:pPr>
-        <w:pStyle w:val="ListParagraph"/>
-        <w:numPr>
-          <w:ilvl w:val="3"/>
-          <w:numId w:val="22"/>
-        </w:numPr>
-        <w:spacing w:after="160"/>
-        <w:ind w:left="1170"/>
-        <w:rPr>
-          <w:rFonts w:asciiTheme="majorBidi" w:hAnsiTheme="majorBidi" w:cstheme="majorBidi"/>
-          <w:szCs w:val="24"/>
-          <w:lang w:val="sv-SE"/>
-        </w:rPr>
-      </w:pPr>
-      <w:r>
-        <w:rPr>
-          <w:rFonts w:asciiTheme="majorBidi" w:hAnsiTheme="majorBidi" w:cstheme="majorBidi"/>
-          <w:szCs w:val="24"/>
-          <w:lang w:val="sv-SE"/>
-        </w:rPr>
-        <w:t>Token Reduction</w:t>
-      </w:r>
-    </w:p>
-    <w:tbl>
-      <w:tblPr>
-        <w:tblStyle w:val="TableGrid"/>
-        <w:tblW w:w="7475" w:type="dxa"/>
-        <w:tblInd w:w="355" w:type="dxa"/>
-        <w:tblBorders>
-          <w:top w:val="none" w:sz="0" w:space="0" w:color="auto"/>
-          <w:left w:val="none" w:sz="0" w:space="0" w:color="auto"/>
-          <w:bottom w:val="none" w:sz="0" w:space="0" w:color="auto"/>
-          <w:right w:val="none" w:sz="0" w:space="0" w:color="auto"/>
-          <w:insideH w:val="none" w:sz="0" w:space="0" w:color="auto"/>
-          <w:insideV w:val="none" w:sz="0" w:space="0" w:color="auto"/>
-        </w:tblBorders>
-        <w:tblLook w:val="04A0" w:firstRow="1" w:lastRow="0" w:firstColumn="1" w:lastColumn="0" w:noHBand="0" w:noVBand="1"/>
-      </w:tblPr>
-      <w:tblGrid>
-        <w:gridCol w:w="6485"/>
-        <w:gridCol w:w="990"/>
-      </w:tblGrid>
-      <w:tr>
-        <w:tc>
-          <w:tcPr>
-            <w:tcW w:w="6485" w:type="dxa"/>
-          </w:tcPr>
-          <w:p>
-            <w:pPr>
-              <w:pStyle w:val="ListParagraph"/>
-              <w:ind w:left="-117"/>
-              <w:rPr>
-                <w:rFonts w:asciiTheme="majorBidi" w:hAnsiTheme="majorBidi" w:cstheme="majorBidi"/>
-                <w:sz w:val="20"/>
-                <w:szCs w:val="20"/>
-                <w:lang w:val="sv-SE"/>
-              </w:rPr>
-            </w:pPr>
-            <m:oMathPara>
-              <m:oMathParaPr>
-                <m:jc m:val="center"/>
-              </m:oMathParaPr>
-              <m:oMath>
-                <m:r>
-                  <w:rPr>
-                    <w:rFonts w:ascii="Cambria Math" w:hAnsi="Cambria Math" w:cstheme="majorBidi"/>
-                    <w:sz w:val="20"/>
-                    <w:szCs w:val="20"/>
-                    <w:lang w:val="sv-SE"/>
-                  </w:rPr>
-                  <m:t>Token Reduction</m:t>
-                </m:r>
-                <m:d>
-                  <m:dPr>
-                    <m:ctrlPr>
-                      <w:rPr>
-                        <w:rFonts w:ascii="Cambria Math" w:hAnsi="Cambria Math" w:cstheme="majorBidi"/>
-                        <w:i/>
-                        <w:sz w:val="20"/>
-                        <w:szCs w:val="20"/>
-                        <w:lang w:val="sv-SE"/>
-                      </w:rPr>
-                    </m:ctrlPr>
-                  </m:dPr>
-                  <m:e>
-                    <m:r>
-                      <w:rPr>
-                        <w:rFonts w:ascii="Cambria Math" w:hAnsi="Cambria Math" w:cstheme="majorBidi"/>
-                        <w:sz w:val="20"/>
-                        <w:szCs w:val="20"/>
-                        <w:lang w:val="sv-SE"/>
-                      </w:rPr>
-                      <m:t>%</m:t>
-                    </m:r>
-                  </m:e>
-                </m:d>
-                <m:r>
-                  <w:rPr>
-                    <w:rFonts w:ascii="Cambria Math" w:hAnsi="Cambria Math" w:cstheme="majorBidi"/>
-                    <w:sz w:val="20"/>
-                    <w:szCs w:val="20"/>
-                    <w:lang w:val="sv-SE"/>
-                  </w:rPr>
-                  <m:t xml:space="preserve">= </m:t>
-                </m:r>
-                <m:f>
-                  <m:fPr>
-                    <m:ctrlPr>
-                      <w:rPr>
-                        <w:rFonts w:ascii="Cambria Math" w:hAnsi="Cambria Math" w:cstheme="majorBidi"/>
-                        <w:i/>
-                        <w:sz w:val="20"/>
-                        <w:szCs w:val="20"/>
-                        <w:lang w:val="sv-SE"/>
-                      </w:rPr>
-                    </m:ctrlPr>
-                  </m:fPr>
-                  <m:num>
-                    <m:sSub>
-                      <m:sSubPr>
-                        <m:ctrlPr>
-                          <w:rPr>
-                            <w:rFonts w:ascii="Cambria Math" w:hAnsi="Cambria Math" w:cstheme="majorBidi"/>
-                            <w:b/>
-                            <w:i/>
-                            <w:sz w:val="20"/>
-                            <w:szCs w:val="20"/>
-                          </w:rPr>
-                        </m:ctrlPr>
-                      </m:sSubPr>
-                      <m:e>
-                        <m:r>
-                          <m:rPr>
-                            <m:sty m:val="bi"/>
-                          </m:rPr>
-                          <w:rPr>
-                            <w:rFonts w:ascii="Cambria Math" w:hAnsi="Cambria Math" w:cstheme="majorBidi"/>
-                            <w:sz w:val="20"/>
-                            <w:szCs w:val="20"/>
-                          </w:rPr>
-                          <m:t>T</m:t>
-                        </m:r>
-                      </m:e>
-                      <m:sub>
-                        <m:r>
-                          <m:rPr>
-                            <m:sty m:val="bi"/>
-                          </m:rPr>
-                          <w:rPr>
-                            <w:rFonts w:ascii="Cambria Math" w:hAnsi="Cambria Math" w:cstheme="majorBidi"/>
-                            <w:sz w:val="20"/>
-                            <w:szCs w:val="20"/>
-                          </w:rPr>
-                          <m:t>before</m:t>
-                        </m:r>
-                      </m:sub>
-                    </m:sSub>
-                    <m:r>
-                      <w:rPr>
-                        <w:rFonts w:ascii="Cambria Math" w:hAnsi="Cambria Math" w:cstheme="majorBidi"/>
-                        <w:sz w:val="20"/>
-                        <w:szCs w:val="20"/>
-                      </w:rPr>
-                      <m:t>​-</m:t>
-                    </m:r>
-                    <m:sSub>
-                      <m:sSubPr>
-                        <m:ctrlPr>
-                          <w:rPr>
-                            <w:rFonts w:ascii="Cambria Math" w:hAnsi="Cambria Math" w:cstheme="majorBidi"/>
-                            <w:b/>
-                            <w:i/>
-                            <w:sz w:val="20"/>
-                            <w:szCs w:val="20"/>
-                          </w:rPr>
-                        </m:ctrlPr>
-                      </m:sSubPr>
-                      <m:e>
-                        <m:r>
-                          <m:rPr>
-                            <m:sty m:val="bi"/>
-                          </m:rPr>
-                          <w:rPr>
-                            <w:rFonts w:ascii="Cambria Math" w:hAnsi="Cambria Math" w:cstheme="majorBidi"/>
-                            <w:sz w:val="20"/>
-                            <w:szCs w:val="20"/>
-                          </w:rPr>
-                          <m:t>T</m:t>
-                        </m:r>
-                      </m:e>
-                      <m:sub>
-                        <m:r>
-                          <m:rPr>
-                            <m:sty m:val="bi"/>
-                          </m:rPr>
-                          <w:rPr>
-                            <w:rFonts w:ascii="Cambria Math" w:hAnsi="Cambria Math" w:cstheme="majorBidi"/>
-                            <w:sz w:val="20"/>
-                            <w:szCs w:val="20"/>
-                          </w:rPr>
-                          <m:t>after</m:t>
-                        </m:r>
-                      </m:sub>
-                    </m:sSub>
-                  </m:num>
-                  <m:den>
-                    <m:sSub>
-                      <m:sSubPr>
-                        <m:ctrlPr>
-                          <w:rPr>
-                            <w:rFonts w:ascii="Cambria Math" w:hAnsi="Cambria Math" w:cstheme="majorBidi"/>
-                            <w:b/>
-                            <w:i/>
-                            <w:sz w:val="20"/>
-                            <w:szCs w:val="20"/>
-                          </w:rPr>
-                        </m:ctrlPr>
-                      </m:sSubPr>
-                      <m:e>
-                        <m:r>
-                          <m:rPr>
-                            <m:sty m:val="bi"/>
-                          </m:rPr>
-                          <w:rPr>
-                            <w:rFonts w:ascii="Cambria Math" w:hAnsi="Cambria Math" w:cstheme="majorBidi"/>
-                            <w:sz w:val="20"/>
-                            <w:szCs w:val="20"/>
-                          </w:rPr>
-                          <m:t>T</m:t>
-                        </m:r>
-                      </m:e>
-                      <m:sub>
-                        <m:r>
-                          <m:rPr>
-                            <m:sty m:val="bi"/>
-                          </m:rPr>
-                          <w:rPr>
-                            <w:rFonts w:ascii="Cambria Math" w:hAnsi="Cambria Math" w:cstheme="majorBidi"/>
-                            <w:sz w:val="20"/>
-                            <w:szCs w:val="20"/>
-                          </w:rPr>
-                          <m:t>before</m:t>
-                        </m:r>
-                      </m:sub>
-                    </m:sSub>
-                    <m:r>
-                      <w:rPr>
-                        <w:rFonts w:ascii="Cambria Math" w:hAnsi="Cambria Math" w:cstheme="majorBidi"/>
-                        <w:sz w:val="20"/>
-                        <w:szCs w:val="20"/>
-                      </w:rPr>
-                      <m:t>​</m:t>
-                    </m:r>
-                  </m:den>
-                </m:f>
-                <m:r>
-                  <w:rPr>
-                    <w:rFonts w:ascii="Cambria Math" w:hAnsi="Cambria Math" w:cstheme="majorBidi"/>
-                    <w:sz w:val="20"/>
-                    <w:szCs w:val="20"/>
-                    <w:lang w:val="sv-SE"/>
-                  </w:rPr>
-                  <m:t>×100</m:t>
-                </m:r>
-              </m:oMath>
-            </m:oMathPara>
-          </w:p>
-        </w:tc>
-        <w:tc>
-          <w:tcPr>
-            <w:tcW w:w="990" w:type="dxa"/>
-          </w:tcPr>
-          <w:p>
-            <w:pPr>
-              <w:pStyle w:val="ListParagraph"/>
-              <w:ind w:left="0"/>
-              <w:jc w:val="center"/>
-              <w:rPr>
-                <w:rFonts w:asciiTheme="majorBidi" w:hAnsiTheme="majorBidi" w:cstheme="majorBidi"/>
-                <w:szCs w:val="24"/>
-                <w:lang w:val="sv-SE"/>
-              </w:rPr>
-            </w:pPr>
-            <w:r>
-              <w:rPr>
-                <w:rFonts w:asciiTheme="majorBidi" w:hAnsiTheme="majorBidi" w:cstheme="majorBidi"/>
-                <w:szCs w:val="24"/>
-                <w:lang w:val="sv-SE"/>
-              </w:rPr>
-              <w:t>(</w:t>
-            </w:r>
-            <w:r>
-              <w:rPr>
-                <w:rFonts w:asciiTheme="majorBidi" w:hAnsiTheme="majorBidi" w:cstheme="majorBidi"/>
-                <w:szCs w:val="24"/>
-                <w:lang w:val="sv-SE"/>
-              </w:rPr>
-              <w:t>2</w:t>
-            </w:r>
-            <w:r>
-              <w:rPr>
-                <w:rFonts w:asciiTheme="majorBidi" w:hAnsiTheme="majorBidi" w:cstheme="majorBidi"/>
-                <w:szCs w:val="24"/>
-                <w:lang w:val="sv-SE"/>
-              </w:rPr>
-              <w:t>)</w:t>
-            </w:r>
-          </w:p>
-        </w:tc>
-      </w:tr>
-    </w:tbl>
-    <w:p>
-      <w:pPr>
-        <w:ind w:left="720" w:firstLine="720"/>
-        <w:rPr>
           <w:rFonts w:asciiTheme="majorBidi" w:eastAsiaTheme="minorEastAsia" w:hAnsiTheme="majorBidi" w:cstheme="majorBidi"/>
           <w:sz w:val="20"/>
           <w:szCs w:val="20"/>
@@ -2850,810 +2417,82 @@
       </w:pPr>
       <w:r>
         <w:rPr>
-          <w:lang w:val="sv-SE"/>
-        </w:rPr>
-        <w:t xml:space="preserve">Dengan </w:t>
-      </w:r>
-      <w:r>
+          <w:rFonts w:asciiTheme="majorBidi" w:hAnsiTheme="majorBidi" w:cstheme="majorBidi"/>
+          <w:szCs w:val="24"/>
+          <w:lang w:val="sv-SE"/>
+        </w:rPr>
+        <w:t>Pada tahap preprocessing, dilakukan evaluasi untuk mengukur efektivitas pembersihan data teks melalui tiga metrik utama, yaitu</w:t>
+      </w:r>
+      <w:r>
+        <w:rPr>
+          <w:rFonts w:asciiTheme="majorBidi" w:hAnsiTheme="majorBidi" w:cstheme="majorBidi"/>
+          <w:szCs w:val="24"/>
+          <w:lang w:val="sv-SE"/>
+        </w:rPr>
         <w:t xml:space="preserve"> </w:t>
       </w:r>
-      <m:oMath>
-        <m:sSub>
-          <m:sSubPr>
-            <m:ctrlPr>
-              <w:rPr>
-                <w:rFonts w:ascii="Cambria Math" w:hAnsi="Cambria Math" w:cstheme="majorBidi"/>
-                <w:b/>
-                <w:i/>
-                <w:sz w:val="20"/>
-                <w:szCs w:val="20"/>
-              </w:rPr>
-            </m:ctrlPr>
-          </m:sSubPr>
-          <m:e>
-            <m:r>
-              <m:rPr>
-                <m:sty m:val="bi"/>
-              </m:rPr>
-              <w:rPr>
-                <w:rFonts w:ascii="Cambria Math" w:hAnsi="Cambria Math" w:cstheme="majorBidi"/>
-                <w:sz w:val="20"/>
-                <w:szCs w:val="20"/>
-              </w:rPr>
-              <m:t>T</m:t>
-            </m:r>
-          </m:e>
-          <m:sub>
-            <m:r>
-              <m:rPr>
-                <m:sty m:val="bi"/>
-              </m:rPr>
-              <w:rPr>
-                <w:rFonts w:ascii="Cambria Math" w:hAnsi="Cambria Math" w:cstheme="majorBidi"/>
-                <w:sz w:val="20"/>
-                <w:szCs w:val="20"/>
-              </w:rPr>
-              <m:t>before</m:t>
-            </m:r>
-          </m:sub>
-        </m:sSub>
-        <m:r>
-          <w:rPr>
-            <w:rFonts w:ascii="Cambria Math" w:hAnsi="Cambria Math" w:cstheme="majorBidi"/>
-            <w:sz w:val="20"/>
-            <w:szCs w:val="20"/>
-          </w:rPr>
-          <m:t>​​</m:t>
-        </m:r>
-      </m:oMath>
-      <w:r>
-        <w:rPr>
-          <w:rFonts w:asciiTheme="majorBidi" w:eastAsiaTheme="minorEastAsia" w:hAnsiTheme="majorBidi" w:cstheme="majorBidi"/>
-          <w:sz w:val="20"/>
-          <w:szCs w:val="20"/>
-        </w:rPr>
-        <w:t>= Jumlah Token sebelum preprocessing</w:t>
-      </w:r>
-      <w:r>
-        <w:rPr>
-          <w:rFonts w:asciiTheme="majorBidi" w:eastAsiaTheme="minorEastAsia" w:hAnsiTheme="majorBidi" w:cstheme="majorBidi"/>
-          <w:sz w:val="20"/>
-          <w:szCs w:val="20"/>
-        </w:rPr>
-        <w:t xml:space="preserve">,  </w:t>
-      </w:r>
-      <m:oMath>
-        <m:sSub>
-          <m:sSubPr>
-            <m:ctrlPr>
-              <w:rPr>
-                <w:rFonts w:ascii="Cambria Math" w:hAnsi="Cambria Math" w:cstheme="majorBidi"/>
-                <w:b/>
-                <w:i/>
-                <w:sz w:val="20"/>
-                <w:szCs w:val="20"/>
-              </w:rPr>
-            </m:ctrlPr>
-          </m:sSubPr>
-          <m:e>
-            <m:r>
-              <m:rPr>
-                <m:sty m:val="bi"/>
-              </m:rPr>
-              <w:rPr>
-                <w:rFonts w:ascii="Cambria Math" w:hAnsi="Cambria Math" w:cstheme="majorBidi"/>
-                <w:sz w:val="20"/>
-                <w:szCs w:val="20"/>
-              </w:rPr>
-              <m:t>T</m:t>
-            </m:r>
-          </m:e>
-          <m:sub>
-            <m:r>
-              <m:rPr>
-                <m:sty m:val="bi"/>
-              </m:rPr>
-              <w:rPr>
-                <w:rFonts w:ascii="Cambria Math" w:hAnsi="Cambria Math" w:cstheme="majorBidi"/>
-                <w:sz w:val="20"/>
-                <w:szCs w:val="20"/>
-              </w:rPr>
-              <m:t>after</m:t>
-            </m:r>
-          </m:sub>
-        </m:sSub>
-        <m:r>
-          <w:rPr>
-            <w:rFonts w:ascii="Cambria Math" w:hAnsi="Cambria Math" w:cstheme="majorBidi"/>
-            <w:sz w:val="20"/>
-            <w:szCs w:val="20"/>
-          </w:rPr>
-          <m:t>​​</m:t>
-        </m:r>
-      </m:oMath>
-      <w:r>
-        <w:rPr>
-          <w:rFonts w:asciiTheme="majorBidi" w:eastAsiaTheme="minorEastAsia" w:hAnsiTheme="majorBidi" w:cstheme="majorBidi"/>
-          <w:sz w:val="20"/>
-          <w:szCs w:val="20"/>
-        </w:rPr>
-        <w:t>= Jumlah Token setelah preprocessing.</w:t>
-      </w:r>
-    </w:p>
-    <w:p>
-      <w:pPr>
-        <w:pStyle w:val="ListParagraph"/>
-        <w:ind w:left="1530"/>
-        <w:rPr>
-          <w:rFonts w:asciiTheme="majorBidi" w:eastAsiaTheme="minorEastAsia" w:hAnsiTheme="majorBidi" w:cstheme="majorBidi"/>
-          <w:sz w:val="20"/>
-          <w:szCs w:val="20"/>
-        </w:rPr>
-      </w:pPr>
-    </w:p>
-    <w:p>
-      <w:pPr>
-        <w:pStyle w:val="ListParagraph"/>
-        <w:numPr>
-          <w:ilvl w:val="0"/>
-          <w:numId w:val="22"/>
-        </w:numPr>
-      </w:pPr>
-      <w:r>
-        <w:rPr>
-          <w:rFonts w:asciiTheme="majorBidi" w:eastAsiaTheme="minorEastAsia" w:hAnsiTheme="majorBidi" w:cstheme="majorBidi"/>
+      <w:r>
+        <w:rPr>
+          <w:rFonts w:asciiTheme="majorBidi" w:hAnsiTheme="majorBidi" w:cstheme="majorBidi"/>
           <w:i/>
           <w:iCs/>
           <w:szCs w:val="24"/>
-        </w:rPr>
-        <w:t>Vocabulary Reduction</w:t>
-      </w:r>
-    </w:p>
-    <w:tbl>
-      <w:tblPr>
-        <w:tblStyle w:val="TableGrid"/>
-        <w:tblW w:w="7475" w:type="dxa"/>
-        <w:tblInd w:w="355" w:type="dxa"/>
-        <w:tblBorders>
-          <w:top w:val="none" w:sz="0" w:space="0" w:color="auto"/>
-          <w:left w:val="none" w:sz="0" w:space="0" w:color="auto"/>
-          <w:bottom w:val="none" w:sz="0" w:space="0" w:color="auto"/>
-          <w:right w:val="none" w:sz="0" w:space="0" w:color="auto"/>
-          <w:insideH w:val="none" w:sz="0" w:space="0" w:color="auto"/>
-          <w:insideV w:val="none" w:sz="0" w:space="0" w:color="auto"/>
-        </w:tblBorders>
-        <w:tblLook w:val="04A0" w:firstRow="1" w:lastRow="0" w:firstColumn="1" w:lastColumn="0" w:noHBand="0" w:noVBand="1"/>
-      </w:tblPr>
-      <w:tblGrid>
-        <w:gridCol w:w="6485"/>
-        <w:gridCol w:w="990"/>
-      </w:tblGrid>
-      <w:tr>
-        <w:tc>
-          <w:tcPr>
-            <w:tcW w:w="6485" w:type="dxa"/>
-          </w:tcPr>
-          <w:p>
-            <w:pPr>
-              <w:pStyle w:val="ListParagraph"/>
-              <w:ind w:left="-117"/>
-              <w:rPr>
-                <w:rFonts w:asciiTheme="majorBidi" w:hAnsiTheme="majorBidi" w:cstheme="majorBidi"/>
-                <w:szCs w:val="24"/>
-                <w:lang w:val="sv-SE"/>
-              </w:rPr>
-            </w:pPr>
-            <m:oMathPara>
-              <m:oMathParaPr>
-                <m:jc m:val="center"/>
-              </m:oMathParaPr>
-              <m:oMath>
-                <m:r>
-                  <w:rPr>
-                    <w:rFonts w:ascii="Cambria Math" w:hAnsi="Cambria Math" w:cstheme="majorBidi"/>
-                    <w:szCs w:val="24"/>
-                    <w:lang w:val="sv-SE"/>
-                  </w:rPr>
-                  <m:t>Vocabulary Reduction</m:t>
-                </m:r>
-                <m:d>
-                  <m:dPr>
-                    <m:ctrlPr>
-                      <w:rPr>
-                        <w:rFonts w:ascii="Cambria Math" w:hAnsi="Cambria Math" w:cstheme="majorBidi"/>
-                        <w:i/>
-                        <w:szCs w:val="24"/>
-                        <w:lang w:val="sv-SE"/>
-                      </w:rPr>
-                    </m:ctrlPr>
-                  </m:dPr>
-                  <m:e>
-                    <m:r>
-                      <w:rPr>
-                        <w:rFonts w:ascii="Cambria Math" w:hAnsi="Cambria Math" w:cstheme="majorBidi"/>
-                        <w:szCs w:val="24"/>
-                        <w:lang w:val="sv-SE"/>
-                      </w:rPr>
-                      <m:t>%</m:t>
-                    </m:r>
-                  </m:e>
-                </m:d>
-                <m:r>
-                  <w:rPr>
-                    <w:rFonts w:ascii="Cambria Math" w:hAnsi="Cambria Math" w:cstheme="majorBidi"/>
-                    <w:szCs w:val="24"/>
-                    <w:lang w:val="sv-SE"/>
-                  </w:rPr>
-                  <m:t xml:space="preserve">= </m:t>
-                </m:r>
-                <m:f>
-                  <m:fPr>
-                    <m:ctrlPr>
-                      <w:rPr>
-                        <w:rFonts w:ascii="Cambria Math" w:hAnsi="Cambria Math" w:cstheme="majorBidi"/>
-                        <w:i/>
-                        <w:szCs w:val="24"/>
-                        <w:lang w:val="sv-SE"/>
-                      </w:rPr>
-                    </m:ctrlPr>
-                  </m:fPr>
-                  <m:num>
-                    <m:sSub>
-                      <m:sSubPr>
-                        <m:ctrlPr>
-                          <w:rPr>
-                            <w:rFonts w:ascii="Cambria Math" w:hAnsi="Cambria Math" w:cstheme="majorBidi"/>
-                            <w:b/>
-                            <w:i/>
-                            <w:szCs w:val="24"/>
-                          </w:rPr>
-                        </m:ctrlPr>
-                      </m:sSubPr>
-                      <m:e>
-                        <m:r>
-                          <m:rPr>
-                            <m:sty m:val="bi"/>
-                          </m:rPr>
-                          <w:rPr>
-                            <w:rFonts w:ascii="Cambria Math" w:hAnsi="Cambria Math" w:cstheme="majorBidi"/>
-                            <w:szCs w:val="24"/>
-                          </w:rPr>
-                          <m:t>V</m:t>
-                        </m:r>
-                      </m:e>
-                      <m:sub>
-                        <m:r>
-                          <m:rPr>
-                            <m:sty m:val="bi"/>
-                          </m:rPr>
-                          <w:rPr>
-                            <w:rFonts w:ascii="Cambria Math" w:hAnsi="Cambria Math" w:cstheme="majorBidi"/>
-                            <w:szCs w:val="24"/>
-                          </w:rPr>
-                          <m:t>before</m:t>
-                        </m:r>
-                      </m:sub>
-                    </m:sSub>
-                    <m:r>
-                      <w:rPr>
-                        <w:rFonts w:ascii="Cambria Math" w:hAnsi="Cambria Math" w:cstheme="majorBidi"/>
-                        <w:szCs w:val="24"/>
-                      </w:rPr>
-                      <m:t>​-</m:t>
-                    </m:r>
-                    <m:sSub>
-                      <m:sSubPr>
-                        <m:ctrlPr>
-                          <w:rPr>
-                            <w:rFonts w:ascii="Cambria Math" w:hAnsi="Cambria Math" w:cstheme="majorBidi"/>
-                            <w:b/>
-                            <w:i/>
-                            <w:szCs w:val="24"/>
-                          </w:rPr>
-                        </m:ctrlPr>
-                      </m:sSubPr>
-                      <m:e>
-                        <m:r>
-                          <m:rPr>
-                            <m:sty m:val="bi"/>
-                          </m:rPr>
-                          <w:rPr>
-                            <w:rFonts w:ascii="Cambria Math" w:hAnsi="Cambria Math" w:cstheme="majorBidi"/>
-                            <w:szCs w:val="24"/>
-                          </w:rPr>
-                          <m:t>V</m:t>
-                        </m:r>
-                      </m:e>
-                      <m:sub>
-                        <m:r>
-                          <m:rPr>
-                            <m:sty m:val="bi"/>
-                          </m:rPr>
-                          <w:rPr>
-                            <w:rFonts w:ascii="Cambria Math" w:hAnsi="Cambria Math" w:cstheme="majorBidi"/>
-                            <w:szCs w:val="24"/>
-                          </w:rPr>
-                          <m:t>after</m:t>
-                        </m:r>
-                      </m:sub>
-                    </m:sSub>
-                  </m:num>
-                  <m:den>
-                    <m:sSub>
-                      <m:sSubPr>
-                        <m:ctrlPr>
-                          <w:rPr>
-                            <w:rFonts w:ascii="Cambria Math" w:hAnsi="Cambria Math" w:cstheme="majorBidi"/>
-                            <w:b/>
-                            <w:i/>
-                            <w:szCs w:val="24"/>
-                          </w:rPr>
-                        </m:ctrlPr>
-                      </m:sSubPr>
-                      <m:e>
-                        <m:r>
-                          <m:rPr>
-                            <m:sty m:val="bi"/>
-                          </m:rPr>
-                          <w:rPr>
-                            <w:rFonts w:ascii="Cambria Math" w:hAnsi="Cambria Math" w:cstheme="majorBidi"/>
-                            <w:szCs w:val="24"/>
-                          </w:rPr>
-                          <m:t>V</m:t>
-                        </m:r>
-                      </m:e>
-                      <m:sub>
-                        <m:r>
-                          <m:rPr>
-                            <m:sty m:val="bi"/>
-                          </m:rPr>
-                          <w:rPr>
-                            <w:rFonts w:ascii="Cambria Math" w:hAnsi="Cambria Math" w:cstheme="majorBidi"/>
-                            <w:szCs w:val="24"/>
-                          </w:rPr>
-                          <m:t>before</m:t>
-                        </m:r>
-                      </m:sub>
-                    </m:sSub>
-                    <m:r>
-                      <w:rPr>
-                        <w:rFonts w:ascii="Cambria Math" w:hAnsi="Cambria Math" w:cstheme="majorBidi"/>
-                        <w:szCs w:val="24"/>
-                      </w:rPr>
-                      <m:t>​</m:t>
-                    </m:r>
-                  </m:den>
-                </m:f>
-                <m:r>
-                  <w:rPr>
-                    <w:rFonts w:ascii="Cambria Math" w:hAnsi="Cambria Math" w:cstheme="majorBidi"/>
-                    <w:szCs w:val="24"/>
-                    <w:lang w:val="sv-SE"/>
-                  </w:rPr>
-                  <m:t>×100</m:t>
-                </m:r>
-              </m:oMath>
-            </m:oMathPara>
-          </w:p>
-        </w:tc>
-        <w:tc>
-          <w:tcPr>
-            <w:tcW w:w="990" w:type="dxa"/>
-          </w:tcPr>
-          <w:p>
-            <w:pPr>
-              <w:pStyle w:val="ListParagraph"/>
-              <w:ind w:left="0"/>
-              <w:jc w:val="center"/>
-              <w:rPr>
-                <w:rFonts w:asciiTheme="majorBidi" w:hAnsiTheme="majorBidi" w:cstheme="majorBidi"/>
-                <w:szCs w:val="24"/>
-                <w:lang w:val="sv-SE"/>
-              </w:rPr>
-            </w:pPr>
-            <w:r>
-              <w:rPr>
-                <w:rFonts w:asciiTheme="majorBidi" w:hAnsiTheme="majorBidi" w:cstheme="majorBidi"/>
-                <w:szCs w:val="24"/>
-                <w:lang w:val="sv-SE"/>
-              </w:rPr>
-              <w:t>(8)</w:t>
-            </w:r>
-          </w:p>
-        </w:tc>
-      </w:tr>
-    </w:tbl>
-    <w:p>
-      <w:pPr>
-        <w:pStyle w:val="ListParagraph"/>
-        <w:ind w:left="900"/>
-        <w:rPr>
-          <w:rFonts w:asciiTheme="majorBidi" w:eastAsiaTheme="minorEastAsia" w:hAnsiTheme="majorBidi" w:cstheme="majorBidi"/>
-          <w:szCs w:val="24"/>
-          <w:lang w:val="sv-SE"/>
-        </w:rPr>
-      </w:pPr>
-      <w:r>
-        <w:rPr>
-          <w:bCs/>
-          <w:szCs w:val="24"/>
-        </w:rPr>
-        <w:lastRenderedPageBreak/>
-        <w:t>Dengan</w:t>
-      </w:r>
-      <w:r>
-        <w:rPr>
-          <w:b/>
-          <w:szCs w:val="24"/>
-        </w:rPr>
-        <w:t xml:space="preserve"> </w:t>
-      </w:r>
-      <m:oMath>
-        <m:sSub>
-          <m:sSubPr>
-            <m:ctrlPr>
-              <w:rPr>
-                <w:rFonts w:ascii="Cambria Math" w:hAnsi="Cambria Math" w:cstheme="majorBidi"/>
-                <w:b/>
-                <w:i/>
-                <w:szCs w:val="24"/>
-              </w:rPr>
-            </m:ctrlPr>
-          </m:sSubPr>
-          <m:e>
-            <m:r>
-              <m:rPr>
-                <m:sty m:val="bi"/>
-              </m:rPr>
-              <w:rPr>
-                <w:rFonts w:ascii="Cambria Math" w:hAnsi="Cambria Math" w:cstheme="majorBidi"/>
-                <w:szCs w:val="24"/>
-              </w:rPr>
-              <m:t>V</m:t>
-            </m:r>
-          </m:e>
-          <m:sub>
-            <m:r>
-              <m:rPr>
-                <m:sty m:val="bi"/>
-              </m:rPr>
-              <w:rPr>
-                <w:rFonts w:ascii="Cambria Math" w:hAnsi="Cambria Math" w:cstheme="majorBidi"/>
-                <w:szCs w:val="24"/>
-              </w:rPr>
-              <m:t>before</m:t>
-            </m:r>
-          </m:sub>
-        </m:sSub>
-        <m:r>
-          <w:rPr>
-            <w:rFonts w:ascii="Cambria Math" w:hAnsi="Cambria Math" w:cstheme="majorBidi"/>
-            <w:szCs w:val="24"/>
-            <w:lang w:val="sv-SE"/>
-          </w:rPr>
-          <m:t>​​</m:t>
-        </m:r>
-      </m:oMath>
-      <w:r>
-        <w:rPr>
-          <w:rFonts w:asciiTheme="majorBidi" w:eastAsiaTheme="minorEastAsia" w:hAnsiTheme="majorBidi" w:cstheme="majorBidi"/>
-          <w:szCs w:val="24"/>
-          <w:lang w:val="sv-SE"/>
-        </w:rPr>
-        <w:t>= Jumlah kata unik sebelum preprocessing</w:t>
-      </w:r>
-      <w:r>
-        <w:rPr>
-          <w:rFonts w:asciiTheme="majorBidi" w:eastAsiaTheme="minorEastAsia" w:hAnsiTheme="majorBidi" w:cstheme="majorBidi"/>
+          <w:lang w:val="sv-SE"/>
+        </w:rPr>
+        <w:t>Token Reduction</w:t>
+      </w:r>
+      <w:r>
+        <w:rPr>
+          <w:rFonts w:asciiTheme="majorBidi" w:hAnsiTheme="majorBidi" w:cstheme="majorBidi"/>
           <w:szCs w:val="24"/>
           <w:lang w:val="sv-SE"/>
         </w:rPr>
         <w:t xml:space="preserve">, </w:t>
       </w:r>
-      <m:oMath>
-        <m:sSub>
-          <m:sSubPr>
-            <m:ctrlPr>
-              <w:rPr>
-                <w:rFonts w:ascii="Cambria Math" w:hAnsi="Cambria Math" w:cstheme="majorBidi"/>
-                <w:b/>
-                <w:i/>
-                <w:szCs w:val="24"/>
-              </w:rPr>
-            </m:ctrlPr>
-          </m:sSubPr>
-          <m:e>
-            <m:r>
-              <m:rPr>
-                <m:sty m:val="bi"/>
-              </m:rPr>
-              <w:rPr>
-                <w:rFonts w:ascii="Cambria Math" w:hAnsi="Cambria Math" w:cstheme="majorBidi"/>
-                <w:szCs w:val="24"/>
-              </w:rPr>
-              <m:t>V</m:t>
-            </m:r>
-          </m:e>
-          <m:sub>
-            <m:r>
-              <m:rPr>
-                <m:sty m:val="bi"/>
-              </m:rPr>
-              <w:rPr>
-                <w:rFonts w:ascii="Cambria Math" w:hAnsi="Cambria Math" w:cstheme="majorBidi"/>
-                <w:szCs w:val="24"/>
-              </w:rPr>
-              <m:t>after</m:t>
-            </m:r>
-          </m:sub>
-        </m:sSub>
-        <m:r>
-          <w:rPr>
-            <w:rFonts w:ascii="Cambria Math" w:hAnsi="Cambria Math" w:cstheme="majorBidi"/>
-            <w:szCs w:val="24"/>
-            <w:lang w:val="sv-SE"/>
-          </w:rPr>
-          <m:t>​​</m:t>
-        </m:r>
-      </m:oMath>
-      <w:r>
-        <w:rPr>
-          <w:rFonts w:asciiTheme="majorBidi" w:eastAsiaTheme="minorEastAsia" w:hAnsiTheme="majorBidi" w:cstheme="majorBidi"/>
-          <w:szCs w:val="24"/>
-          <w:lang w:val="sv-SE"/>
-        </w:rPr>
-        <w:t>= Jumlah kata unik setelah preprocessing.</w:t>
-      </w:r>
-    </w:p>
-    <w:p>
-      <w:pPr>
-        <w:pStyle w:val="ListParagraph"/>
-        <w:numPr>
-          <w:ilvl w:val="0"/>
-          <w:numId w:val="22"/>
-        </w:numPr>
-        <w:spacing w:after="160"/>
-        <w:jc w:val="left"/>
-        <w:rPr>
-          <w:rFonts w:asciiTheme="majorBidi" w:eastAsiaTheme="minorEastAsia" w:hAnsiTheme="majorBidi" w:cstheme="majorBidi"/>
-          <w:szCs w:val="24"/>
-        </w:rPr>
-      </w:pPr>
-      <w:r>
-        <w:rPr>
-          <w:rFonts w:asciiTheme="majorBidi" w:eastAsiaTheme="minorEastAsia" w:hAnsiTheme="majorBidi" w:cstheme="majorBidi"/>
+      <w:r>
+        <w:rPr>
+          <w:rFonts w:asciiTheme="majorBidi" w:hAnsiTheme="majorBidi" w:cstheme="majorBidi"/>
           <w:i/>
           <w:iCs/>
           <w:szCs w:val="24"/>
+          <w:lang w:val="sv-SE"/>
+        </w:rPr>
+        <w:t>Vocabulary Reduction</w:t>
+      </w:r>
+      <w:r>
+        <w:rPr>
+          <w:rFonts w:asciiTheme="majorBidi" w:hAnsiTheme="majorBidi" w:cstheme="majorBidi"/>
+          <w:szCs w:val="24"/>
+          <w:lang w:val="sv-SE"/>
+        </w:rPr>
+        <w:t xml:space="preserve">, dan </w:t>
+      </w:r>
+      <w:r>
+        <w:rPr>
+          <w:rFonts w:asciiTheme="majorBidi" w:hAnsiTheme="majorBidi" w:cstheme="majorBidi"/>
+          <w:i/>
+          <w:iCs/>
+          <w:szCs w:val="24"/>
+          <w:lang w:val="sv-SE"/>
         </w:rPr>
         <w:t>Preservation Rate</w:t>
       </w:r>
       <w:r>
         <w:rPr>
+          <w:rFonts w:asciiTheme="majorBidi" w:hAnsiTheme="majorBidi" w:cstheme="majorBidi"/>
+          <w:szCs w:val="24"/>
+          <w:lang w:val="sv-SE"/>
+        </w:rPr>
+        <w:t>.</w:t>
+      </w:r>
+      <w:r>
+        <w:rPr>
           <w:rFonts w:asciiTheme="majorBidi" w:eastAsiaTheme="minorEastAsia" w:hAnsiTheme="majorBidi" w:cstheme="majorBidi"/>
           <w:szCs w:val="24"/>
         </w:rPr>
         <w:t xml:space="preserve"> </w:t>
       </w:r>
     </w:p>
-    <w:tbl>
-      <w:tblPr>
-        <w:tblStyle w:val="TableGrid"/>
-        <w:tblW w:w="7475" w:type="dxa"/>
-        <w:tblInd w:w="355" w:type="dxa"/>
-        <w:tblBorders>
-          <w:top w:val="none" w:sz="0" w:space="0" w:color="auto"/>
-          <w:left w:val="none" w:sz="0" w:space="0" w:color="auto"/>
-          <w:bottom w:val="none" w:sz="0" w:space="0" w:color="auto"/>
-          <w:right w:val="none" w:sz="0" w:space="0" w:color="auto"/>
-          <w:insideH w:val="none" w:sz="0" w:space="0" w:color="auto"/>
-          <w:insideV w:val="none" w:sz="0" w:space="0" w:color="auto"/>
-        </w:tblBorders>
-        <w:tblLook w:val="04A0" w:firstRow="1" w:lastRow="0" w:firstColumn="1" w:lastColumn="0" w:noHBand="0" w:noVBand="1"/>
-      </w:tblPr>
-      <w:tblGrid>
-        <w:gridCol w:w="6485"/>
-        <w:gridCol w:w="990"/>
-      </w:tblGrid>
-      <w:tr>
-        <w:tc>
-          <w:tcPr>
-            <w:tcW w:w="6485" w:type="dxa"/>
-          </w:tcPr>
-          <w:p>
-            <w:pPr>
-              <w:pStyle w:val="ListParagraph"/>
-              <w:ind w:left="-117"/>
-              <w:rPr>
-                <w:rFonts w:asciiTheme="majorBidi" w:hAnsiTheme="majorBidi" w:cstheme="majorBidi"/>
-                <w:szCs w:val="24"/>
-                <w:lang w:val="sv-SE"/>
-              </w:rPr>
-            </w:pPr>
-            <m:oMathPara>
-              <m:oMathParaPr>
-                <m:jc m:val="center"/>
-              </m:oMathParaPr>
-              <m:oMath>
-                <m:r>
-                  <w:rPr>
-                    <w:rFonts w:ascii="Cambria Math" w:hAnsi="Cambria Math" w:cstheme="majorBidi"/>
-                    <w:szCs w:val="24"/>
-                    <w:lang w:val="sv-SE"/>
-                  </w:rPr>
-                  <m:t xml:space="preserve">Preservation Rate </m:t>
-                </m:r>
-                <m:d>
-                  <m:dPr>
-                    <m:ctrlPr>
-                      <w:rPr>
-                        <w:rFonts w:ascii="Cambria Math" w:hAnsi="Cambria Math" w:cstheme="majorBidi"/>
-                        <w:i/>
-                        <w:szCs w:val="24"/>
-                        <w:lang w:val="sv-SE"/>
-                      </w:rPr>
-                    </m:ctrlPr>
-                  </m:dPr>
-                  <m:e>
-                    <m:r>
-                      <w:rPr>
-                        <w:rFonts w:ascii="Cambria Math" w:hAnsi="Cambria Math" w:cstheme="majorBidi"/>
-                        <w:szCs w:val="24"/>
-                        <w:lang w:val="sv-SE"/>
-                      </w:rPr>
-                      <m:t>%</m:t>
-                    </m:r>
-                  </m:e>
-                </m:d>
-                <m:r>
-                  <w:rPr>
-                    <w:rFonts w:ascii="Cambria Math" w:hAnsi="Cambria Math" w:cstheme="majorBidi"/>
-                    <w:szCs w:val="24"/>
-                    <w:lang w:val="sv-SE"/>
-                  </w:rPr>
-                  <m:t xml:space="preserve">= </m:t>
-                </m:r>
-                <m:f>
-                  <m:fPr>
-                    <m:ctrlPr>
-                      <w:rPr>
-                        <w:rFonts w:ascii="Cambria Math" w:hAnsi="Cambria Math" w:cstheme="majorBidi"/>
-                        <w:i/>
-                        <w:szCs w:val="24"/>
-                        <w:lang w:val="sv-SE"/>
-                      </w:rPr>
-                    </m:ctrlPr>
-                  </m:fPr>
-                  <m:num>
-                    <m:sSub>
-                      <m:sSubPr>
-                        <m:ctrlPr>
-                          <w:rPr>
-                            <w:rFonts w:ascii="Cambria Math" w:hAnsi="Cambria Math" w:cstheme="majorBidi"/>
-                            <w:b/>
-                            <w:i/>
-                            <w:szCs w:val="24"/>
-                          </w:rPr>
-                        </m:ctrlPr>
-                      </m:sSubPr>
-                      <m:e>
-                        <m:r>
-                          <m:rPr>
-                            <m:sty m:val="bi"/>
-                          </m:rPr>
-                          <w:rPr>
-                            <w:rFonts w:ascii="Cambria Math" w:hAnsi="Cambria Math" w:cstheme="majorBidi"/>
-                            <w:szCs w:val="24"/>
-                          </w:rPr>
-                          <m:t>T</m:t>
-                        </m:r>
-                      </m:e>
-                      <m:sub>
-                        <m:r>
-                          <m:rPr>
-                            <m:sty m:val="bi"/>
-                          </m:rPr>
-                          <w:rPr>
-                            <w:rFonts w:ascii="Cambria Math" w:hAnsi="Cambria Math" w:cstheme="majorBidi"/>
-                            <w:szCs w:val="24"/>
-                          </w:rPr>
-                          <m:t>after</m:t>
-                        </m:r>
-                      </m:sub>
-                    </m:sSub>
-                    <m:r>
-                      <w:rPr>
-                        <w:rFonts w:ascii="Cambria Math" w:hAnsi="Cambria Math" w:cstheme="majorBidi"/>
-                        <w:szCs w:val="24"/>
-                      </w:rPr>
-                      <m:t>​</m:t>
-                    </m:r>
-                  </m:num>
-                  <m:den>
-                    <m:sSub>
-                      <m:sSubPr>
-                        <m:ctrlPr>
-                          <w:rPr>
-                            <w:rFonts w:ascii="Cambria Math" w:hAnsi="Cambria Math" w:cstheme="majorBidi"/>
-                            <w:b/>
-                            <w:i/>
-                            <w:szCs w:val="24"/>
-                          </w:rPr>
-                        </m:ctrlPr>
-                      </m:sSubPr>
-                      <m:e>
-                        <m:r>
-                          <m:rPr>
-                            <m:sty m:val="bi"/>
-                          </m:rPr>
-                          <w:rPr>
-                            <w:rFonts w:ascii="Cambria Math" w:hAnsi="Cambria Math" w:cstheme="majorBidi"/>
-                            <w:szCs w:val="24"/>
-                          </w:rPr>
-                          <m:t>T</m:t>
-                        </m:r>
-                      </m:e>
-                      <m:sub>
-                        <m:r>
-                          <m:rPr>
-                            <m:sty m:val="bi"/>
-                          </m:rPr>
-                          <w:rPr>
-                            <w:rFonts w:ascii="Cambria Math" w:hAnsi="Cambria Math" w:cstheme="majorBidi"/>
-                            <w:szCs w:val="24"/>
-                          </w:rPr>
-                          <m:t>before</m:t>
-                        </m:r>
-                      </m:sub>
-                    </m:sSub>
-                    <m:r>
-                      <w:rPr>
-                        <w:rFonts w:ascii="Cambria Math" w:hAnsi="Cambria Math" w:cstheme="majorBidi"/>
-                        <w:szCs w:val="24"/>
-                      </w:rPr>
-                      <m:t>​</m:t>
-                    </m:r>
-                  </m:den>
-                </m:f>
-                <m:r>
-                  <w:rPr>
-                    <w:rFonts w:ascii="Cambria Math" w:hAnsi="Cambria Math" w:cstheme="majorBidi"/>
-                    <w:szCs w:val="24"/>
-                    <w:lang w:val="sv-SE"/>
-                  </w:rPr>
-                  <m:t>×100</m:t>
-                </m:r>
-              </m:oMath>
-            </m:oMathPara>
-          </w:p>
-        </w:tc>
-        <w:tc>
-          <w:tcPr>
-            <w:tcW w:w="990" w:type="dxa"/>
-          </w:tcPr>
-          <w:p>
-            <w:pPr>
-              <w:pStyle w:val="ListParagraph"/>
-              <w:ind w:left="0"/>
-              <w:jc w:val="center"/>
-              <w:rPr>
-                <w:rFonts w:asciiTheme="majorBidi" w:hAnsiTheme="majorBidi" w:cstheme="majorBidi"/>
-                <w:szCs w:val="24"/>
-                <w:lang w:val="sv-SE"/>
-              </w:rPr>
-            </w:pPr>
-            <w:r>
-              <w:rPr>
-                <w:rFonts w:asciiTheme="majorBidi" w:hAnsiTheme="majorBidi" w:cstheme="majorBidi"/>
-                <w:szCs w:val="24"/>
-                <w:lang w:val="sv-SE"/>
-              </w:rPr>
-              <w:t>(9)</w:t>
-            </w:r>
-          </w:p>
-        </w:tc>
-      </w:tr>
-    </w:tbl>
     <w:p>
       <w:pPr>
         <w:pStyle w:val="Heading4"/>
@@ -3681,46 +2520,28 @@
     </w:p>
     <w:p>
       <w:pPr>
-        <w:ind w:left="540" w:firstLine="576"/>
+        <w:rPr>
+          <w:rFonts w:asciiTheme="majorBidi" w:hAnsiTheme="majorBidi" w:cstheme="majorBidi"/>
+          <w:bCs/>
+          <w:szCs w:val="24"/>
+        </w:rPr>
+      </w:pPr>
+      <w:r>
         <w:rPr>
           <w:rFonts w:asciiTheme="majorBidi" w:eastAsiaTheme="majorEastAsia" w:hAnsiTheme="majorBidi" w:cstheme="majorBidi"/>
           <w:bCs/>
           <w:szCs w:val="24"/>
         </w:rPr>
-      </w:pPr>
+        <w:t xml:space="preserve">Pada tahap optimasi jumlah topik K pada model CTM dilakukan untuk mengukur nilai K dengan beberapa nilai </w:t>
+      </w:r>
       <w:r>
         <w:rPr>
           <w:rFonts w:asciiTheme="majorBidi" w:eastAsiaTheme="majorEastAsia" w:hAnsiTheme="majorBidi" w:cstheme="majorBidi"/>
           <w:bCs/>
           <w:szCs w:val="24"/>
         </w:rPr>
-        <w:t>Pada tahap optimasi jumlah topik K pada model CTM dilakukan untuk mengukur nilai K dengan beberapa nilai sebagai berikut</w:t>
-      </w:r>
-      <w:r>
-        <w:rPr>
-          <w:rFonts w:asciiTheme="majorBidi" w:eastAsiaTheme="majorEastAsia" w:hAnsiTheme="majorBidi" w:cstheme="majorBidi"/>
-          <w:bCs/>
-          <w:szCs w:val="24"/>
-        </w:rPr>
-        <w:t>:</w:t>
-      </w:r>
-    </w:p>
-    <w:p>
-      <w:pPr>
-        <w:pStyle w:val="ListParagraph"/>
-        <w:numPr>
-          <w:ilvl w:val="0"/>
-          <w:numId w:val="26"/>
-        </w:numPr>
-        <w:spacing w:after="160"/>
-        <w:jc w:val="left"/>
-        <w:rPr>
-          <w:rFonts w:asciiTheme="majorBidi" w:hAnsiTheme="majorBidi" w:cstheme="majorBidi"/>
-          <w:bCs/>
-          <w:szCs w:val="24"/>
-          <w:lang w:val="sv-SE"/>
-        </w:rPr>
-      </w:pPr>
+        <w:t xml:space="preserve">seperti </w:t>
+      </w:r>
       <w:r>
         <w:rPr>
           <w:rFonts w:asciiTheme="majorBidi" w:hAnsiTheme="majorBidi" w:cstheme="majorBidi"/>
@@ -3728,936 +2549,42 @@
           <w:i/>
           <w:iCs/>
           <w:szCs w:val="24"/>
-          <w:lang w:val="sv-SE"/>
-        </w:rPr>
-        <w:t>Log-Likelihood</w:t>
+        </w:rPr>
+        <w:t xml:space="preserve">Log-Likelihood </w:t>
       </w:r>
       <w:r>
         <w:rPr>
           <w:rFonts w:asciiTheme="majorBidi" w:hAnsiTheme="majorBidi" w:cstheme="majorBidi"/>
           <w:bCs/>
           <w:szCs w:val="24"/>
-          <w:lang w:val="sv-SE"/>
-        </w:rPr>
-        <w:t xml:space="preserve"> (LL)</w:t>
-      </w:r>
-    </w:p>
-    <w:tbl>
-      <w:tblPr>
-        <w:tblStyle w:val="TableGrid"/>
-        <w:tblW w:w="7475" w:type="dxa"/>
-        <w:tblInd w:w="355" w:type="dxa"/>
-        <w:tblBorders>
-          <w:top w:val="none" w:sz="0" w:space="0" w:color="auto"/>
-          <w:left w:val="none" w:sz="0" w:space="0" w:color="auto"/>
-          <w:bottom w:val="none" w:sz="0" w:space="0" w:color="auto"/>
-          <w:right w:val="none" w:sz="0" w:space="0" w:color="auto"/>
-          <w:insideH w:val="none" w:sz="0" w:space="0" w:color="auto"/>
-          <w:insideV w:val="none" w:sz="0" w:space="0" w:color="auto"/>
-        </w:tblBorders>
-        <w:tblLook w:val="04A0" w:firstRow="1" w:lastRow="0" w:firstColumn="1" w:lastColumn="0" w:noHBand="0" w:noVBand="1"/>
-      </w:tblPr>
-      <w:tblGrid>
-        <w:gridCol w:w="6485"/>
-        <w:gridCol w:w="990"/>
-      </w:tblGrid>
-      <w:tr>
-        <w:tc>
-          <w:tcPr>
-            <w:tcW w:w="6485" w:type="dxa"/>
-          </w:tcPr>
-          <w:p>
-            <w:pPr>
-              <w:pStyle w:val="ListParagraph"/>
-              <w:ind w:left="1080"/>
-              <w:rPr>
-                <w:rFonts w:asciiTheme="majorBidi" w:hAnsiTheme="majorBidi" w:cstheme="majorBidi"/>
-                <w:bCs/>
-                <w:szCs w:val="24"/>
-                <w:lang w:val="sv-SE"/>
-              </w:rPr>
-            </w:pPr>
-            <m:oMathPara>
-              <m:oMath>
-                <m:r>
-                  <w:rPr>
-                    <w:rFonts w:ascii="Cambria Math" w:hAnsi="Cambria Math" w:cstheme="majorBidi"/>
-                    <w:szCs w:val="24"/>
-                    <w:lang w:val="sv-SE"/>
-                  </w:rPr>
-                  <m:t xml:space="preserve">LL= </m:t>
-                </m:r>
-                <m:nary>
-                  <m:naryPr>
-                    <m:chr m:val="∑"/>
-                    <m:limLoc m:val="undOvr"/>
-                    <m:ctrlPr>
-                      <w:rPr>
-                        <w:rFonts w:ascii="Cambria Math" w:hAnsi="Cambria Math" w:cstheme="majorBidi"/>
-                        <w:bCs/>
-                        <w:i/>
-                        <w:szCs w:val="24"/>
-                        <w:lang w:val="sv-SE"/>
-                      </w:rPr>
-                    </m:ctrlPr>
-                  </m:naryPr>
-                  <m:sub>
-                    <m:r>
-                      <w:rPr>
-                        <w:rFonts w:ascii="Cambria Math" w:hAnsi="Cambria Math" w:cstheme="majorBidi"/>
-                        <w:szCs w:val="24"/>
-                        <w:lang w:val="sv-SE"/>
-                      </w:rPr>
-                      <m:t>d=1</m:t>
-                    </m:r>
-                  </m:sub>
-                  <m:sup>
-                    <m:r>
-                      <w:rPr>
-                        <w:rFonts w:ascii="Cambria Math" w:hAnsi="Cambria Math" w:cstheme="majorBidi"/>
-                        <w:szCs w:val="24"/>
-                        <w:lang w:val="sv-SE"/>
-                      </w:rPr>
-                      <m:t>D</m:t>
-                    </m:r>
-                  </m:sup>
-                  <m:e>
-                    <m:r>
-                      <w:rPr>
-                        <w:rFonts w:ascii="Cambria Math" w:hAnsi="Cambria Math" w:cstheme="majorBidi"/>
-                        <w:szCs w:val="24"/>
-                        <w:lang w:val="sv-SE"/>
-                      </w:rPr>
-                      <m:t>log P(</m:t>
-                    </m:r>
-                    <m:sSub>
-                      <m:sSubPr>
-                        <m:ctrlPr>
-                          <w:rPr>
-                            <w:rFonts w:ascii="Cambria Math" w:hAnsi="Cambria Math" w:cstheme="majorBidi"/>
-                            <w:bCs/>
-                            <w:i/>
-                            <w:szCs w:val="24"/>
-                            <w:lang w:val="sv-SE"/>
-                          </w:rPr>
-                        </m:ctrlPr>
-                      </m:sSubPr>
-                      <m:e>
-                        <m:r>
-                          <w:rPr>
-                            <w:rFonts w:ascii="Cambria Math" w:hAnsi="Cambria Math" w:cstheme="majorBidi"/>
-                            <w:szCs w:val="24"/>
-                            <w:lang w:val="sv-SE"/>
-                          </w:rPr>
-                          <m:t>w</m:t>
-                        </m:r>
-                      </m:e>
-                      <m:sub>
-                        <m:r>
-                          <w:rPr>
-                            <w:rFonts w:ascii="Cambria Math" w:hAnsi="Cambria Math" w:cstheme="majorBidi"/>
-                            <w:szCs w:val="24"/>
-                            <w:lang w:val="sv-SE"/>
-                          </w:rPr>
-                          <m:t>d</m:t>
-                        </m:r>
-                      </m:sub>
-                    </m:sSub>
-                    <m:r>
-                      <w:rPr>
-                        <w:rFonts w:ascii="Cambria Math" w:hAnsi="Cambria Math" w:cstheme="majorBidi"/>
-                        <w:szCs w:val="24"/>
-                        <w:lang w:val="sv-SE"/>
-                      </w:rPr>
-                      <m:t>|</m:t>
-                    </m:r>
-                    <m:sSub>
-                      <m:sSubPr>
-                        <m:ctrlPr>
-                          <w:rPr>
-                            <w:rFonts w:ascii="Cambria Math" w:hAnsi="Cambria Math" w:cstheme="majorBidi"/>
-                            <w:bCs/>
-                            <w:i/>
-                            <w:szCs w:val="24"/>
-                            <w:lang w:val="sv-SE"/>
-                          </w:rPr>
-                        </m:ctrlPr>
-                      </m:sSubPr>
-                      <m:e>
-                        <m:r>
-                          <w:rPr>
-                            <w:rFonts w:ascii="Cambria Math" w:hAnsi="Cambria Math" w:cstheme="majorBidi"/>
-                            <w:szCs w:val="24"/>
-                            <w:lang w:val="sv-SE"/>
-                          </w:rPr>
-                          <m:t>θ</m:t>
-                        </m:r>
-                      </m:e>
-                      <m:sub>
-                        <m:r>
-                          <w:rPr>
-                            <w:rFonts w:ascii="Cambria Math" w:hAnsi="Cambria Math" w:cstheme="majorBidi"/>
-                            <w:szCs w:val="24"/>
-                            <w:lang w:val="sv-SE"/>
-                          </w:rPr>
-                          <m:t>d</m:t>
-                        </m:r>
-                      </m:sub>
-                    </m:sSub>
-                    <m:r>
-                      <w:rPr>
-                        <w:rFonts w:ascii="Cambria Math" w:hAnsi="Cambria Math" w:cstheme="majorBidi"/>
-                        <w:szCs w:val="24"/>
-                        <w:lang w:val="sv-SE"/>
-                      </w:rPr>
-                      <m:t>)</m:t>
-                    </m:r>
-                  </m:e>
-                </m:nary>
-              </m:oMath>
-            </m:oMathPara>
-          </w:p>
-        </w:tc>
-        <w:tc>
-          <w:tcPr>
-            <w:tcW w:w="990" w:type="dxa"/>
-          </w:tcPr>
-          <w:p>
-            <w:pPr>
-              <w:pStyle w:val="ListParagraph"/>
-              <w:ind w:left="0"/>
-              <w:jc w:val="center"/>
-              <w:rPr>
-                <w:rFonts w:asciiTheme="majorBidi" w:hAnsiTheme="majorBidi" w:cstheme="majorBidi"/>
-                <w:szCs w:val="24"/>
-                <w:lang w:val="sv-SE"/>
-              </w:rPr>
-            </w:pPr>
-            <w:r>
-              <w:rPr>
-                <w:rFonts w:asciiTheme="majorBidi" w:hAnsiTheme="majorBidi" w:cstheme="majorBidi"/>
-                <w:szCs w:val="24"/>
-                <w:lang w:val="sv-SE"/>
-              </w:rPr>
-              <w:t>(10)</w:t>
-            </w:r>
-          </w:p>
-        </w:tc>
-      </w:tr>
-    </w:tbl>
-    <w:p>
-      <w:pPr>
-        <w:pStyle w:val="ListParagraph"/>
-        <w:ind w:left="1530"/>
-        <w:rPr>
-          <w:rFonts w:asciiTheme="majorBidi" w:eastAsiaTheme="minorEastAsia" w:hAnsiTheme="majorBidi" w:cstheme="majorBidi"/>
+        </w:rPr>
+        <w:t>(LL</w:t>
+      </w:r>
+      <w:r>
+        <w:rPr>
+          <w:rFonts w:asciiTheme="majorBidi" w:hAnsiTheme="majorBidi" w:cstheme="majorBidi"/>
           <w:bCs/>
           <w:szCs w:val="24"/>
-          <w:lang w:val="sv-SE"/>
-        </w:rPr>
-      </w:pPr>
-      <w:r>
-        <w:rPr>
-          <w:rFonts w:asciiTheme="majorBidi" w:hAnsiTheme="majorBidi" w:cstheme="majorBidi"/>
-          <w:szCs w:val="24"/>
-          <w:lang w:val="sv-SE"/>
-        </w:rPr>
-        <w:t xml:space="preserve">Dengan </w:t>
-      </w:r>
-      <m:oMath>
-        <m:r>
-          <w:rPr>
-            <w:rFonts w:ascii="Cambria Math" w:hAnsi="Cambria Math" w:cstheme="majorBidi"/>
-            <w:szCs w:val="24"/>
-            <w:lang w:val="sv-SE"/>
-          </w:rPr>
-          <m:t>D</m:t>
-        </m:r>
-      </m:oMath>
-      <w:r>
-        <w:rPr>
-          <w:rFonts w:asciiTheme="majorBidi" w:eastAsiaTheme="minorEastAsia" w:hAnsiTheme="majorBidi" w:cstheme="majorBidi"/>
-          <w:szCs w:val="24"/>
-          <w:lang w:val="sv-SE"/>
-        </w:rPr>
-        <w:t xml:space="preserve"> = total seluruh dokumen</w:t>
-      </w:r>
-      <w:r>
-        <w:rPr>
-          <w:rFonts w:asciiTheme="majorBidi" w:eastAsiaTheme="minorEastAsia" w:hAnsiTheme="majorBidi" w:cstheme="majorBidi"/>
-          <w:szCs w:val="24"/>
-          <w:lang w:val="sv-SE"/>
-        </w:rPr>
-        <w:t xml:space="preserve"> , </w:t>
-      </w:r>
-      <m:oMath>
-        <m:r>
-          <w:rPr>
-            <w:rFonts w:ascii="Cambria Math" w:hAnsi="Cambria Math" w:cstheme="majorBidi"/>
-            <w:szCs w:val="24"/>
-            <w:lang w:val="sv-SE"/>
-          </w:rPr>
-          <m:t xml:space="preserve">d= </m:t>
-        </m:r>
-      </m:oMath>
-      <w:r>
-        <w:rPr>
-          <w:rFonts w:asciiTheme="majorBidi" w:eastAsiaTheme="minorEastAsia" w:hAnsiTheme="majorBidi" w:cstheme="majorBidi"/>
-          <w:szCs w:val="24"/>
-          <w:lang w:val="sv-SE"/>
-        </w:rPr>
-        <w:t>indeks dokumen</w:t>
-      </w:r>
-      <w:r>
-        <w:rPr>
-          <w:rFonts w:asciiTheme="majorBidi" w:eastAsiaTheme="minorEastAsia" w:hAnsiTheme="majorBidi" w:cstheme="majorBidi"/>
-          <w:szCs w:val="24"/>
-          <w:lang w:val="sv-SE"/>
-        </w:rPr>
-        <w:t xml:space="preserve">, </w:t>
-      </w:r>
-      <m:oMath>
-        <m:sSub>
-          <m:sSubPr>
-            <m:ctrlPr>
-              <w:rPr>
-                <w:rFonts w:ascii="Cambria Math" w:hAnsi="Cambria Math" w:cstheme="majorBidi"/>
-                <w:bCs/>
-                <w:i/>
-                <w:szCs w:val="24"/>
-                <w:lang w:val="sv-SE"/>
-              </w:rPr>
-            </m:ctrlPr>
-          </m:sSubPr>
-          <m:e>
-            <m:r>
-              <w:rPr>
-                <w:rFonts w:ascii="Cambria Math" w:hAnsi="Cambria Math" w:cstheme="majorBidi"/>
-                <w:szCs w:val="24"/>
-                <w:lang w:val="sv-SE"/>
-              </w:rPr>
-              <m:t>w</m:t>
-            </m:r>
-          </m:e>
-          <m:sub>
-            <m:r>
-              <w:rPr>
-                <w:rFonts w:ascii="Cambria Math" w:hAnsi="Cambria Math" w:cstheme="majorBidi"/>
-                <w:szCs w:val="24"/>
-                <w:lang w:val="sv-SE"/>
-              </w:rPr>
-              <m:t>d</m:t>
-            </m:r>
-          </m:sub>
-        </m:sSub>
-      </m:oMath>
-      <w:r>
-        <w:rPr>
-          <w:rFonts w:asciiTheme="majorBidi" w:eastAsiaTheme="minorEastAsia" w:hAnsiTheme="majorBidi" w:cstheme="majorBidi"/>
-          <w:bCs/>
-          <w:szCs w:val="24"/>
-          <w:lang w:val="sv-SE"/>
-        </w:rPr>
-        <w:t xml:space="preserve"> = kata dalam dokumen ke -d</w:t>
-      </w:r>
-      <w:r>
-        <w:rPr>
-          <w:rFonts w:asciiTheme="majorBidi" w:eastAsiaTheme="minorEastAsia" w:hAnsiTheme="majorBidi" w:cstheme="majorBidi"/>
-          <w:bCs/>
-          <w:szCs w:val="24"/>
-          <w:lang w:val="sv-SE"/>
-        </w:rPr>
-        <w:t xml:space="preserve">, </w:t>
-      </w:r>
-      <m:oMath>
-        <m:sSub>
-          <m:sSubPr>
-            <m:ctrlPr>
-              <w:rPr>
-                <w:rFonts w:ascii="Cambria Math" w:hAnsi="Cambria Math" w:cstheme="majorBidi"/>
-                <w:bCs/>
-                <w:i/>
-                <w:szCs w:val="24"/>
-                <w:lang w:val="sv-SE"/>
-              </w:rPr>
-            </m:ctrlPr>
-          </m:sSubPr>
-          <m:e>
-            <m:r>
-              <w:rPr>
-                <w:rFonts w:ascii="Cambria Math" w:hAnsi="Cambria Math" w:cstheme="majorBidi"/>
-                <w:szCs w:val="24"/>
-                <w:lang w:val="sv-SE"/>
-              </w:rPr>
-              <m:t>θ</m:t>
-            </m:r>
-          </m:e>
-          <m:sub>
-            <m:r>
-              <w:rPr>
-                <w:rFonts w:ascii="Cambria Math" w:hAnsi="Cambria Math" w:cstheme="majorBidi"/>
-                <w:szCs w:val="24"/>
-                <w:lang w:val="sv-SE"/>
-              </w:rPr>
-              <m:t>d</m:t>
-            </m:r>
-          </m:sub>
-        </m:sSub>
-      </m:oMath>
-      <w:r>
-        <w:rPr>
-          <w:rFonts w:asciiTheme="majorBidi" w:eastAsiaTheme="minorEastAsia" w:hAnsiTheme="majorBidi" w:cstheme="majorBidi"/>
-          <w:bCs/>
-          <w:szCs w:val="24"/>
-          <w:lang w:val="sv-SE"/>
-        </w:rPr>
-        <w:t xml:space="preserve"> = distribusi topik dokumen</w:t>
-      </w:r>
-    </w:p>
-    <w:p>
-      <w:pPr>
-        <w:pStyle w:val="ListParagraph"/>
-        <w:numPr>
-          <w:ilvl w:val="0"/>
-          <w:numId w:val="26"/>
-        </w:numPr>
-        <w:spacing w:after="160"/>
-        <w:jc w:val="left"/>
-        <w:rPr>
-          <w:rFonts w:asciiTheme="majorBidi" w:hAnsiTheme="majorBidi" w:cstheme="majorBidi"/>
-          <w:bCs/>
-          <w:szCs w:val="24"/>
-          <w:lang w:val="sv-SE"/>
-        </w:rPr>
-      </w:pPr>
-      <w:r>
-        <w:rPr>
-          <w:rFonts w:asciiTheme="majorBidi" w:eastAsiaTheme="minorEastAsia" w:hAnsiTheme="majorBidi" w:cstheme="majorBidi"/>
-          <w:bCs/>
-          <w:szCs w:val="24"/>
-          <w:lang w:val="sv-SE"/>
-        </w:rPr>
-        <w:t>Perplexity</w:t>
-      </w:r>
-    </w:p>
-    <w:tbl>
-      <w:tblPr>
-        <w:tblStyle w:val="TableGrid"/>
-        <w:tblW w:w="7475" w:type="dxa"/>
-        <w:tblInd w:w="355" w:type="dxa"/>
-        <w:tblBorders>
-          <w:top w:val="none" w:sz="0" w:space="0" w:color="auto"/>
-          <w:left w:val="none" w:sz="0" w:space="0" w:color="auto"/>
-          <w:bottom w:val="none" w:sz="0" w:space="0" w:color="auto"/>
-          <w:right w:val="none" w:sz="0" w:space="0" w:color="auto"/>
-          <w:insideH w:val="none" w:sz="0" w:space="0" w:color="auto"/>
-          <w:insideV w:val="none" w:sz="0" w:space="0" w:color="auto"/>
-        </w:tblBorders>
-        <w:tblLook w:val="04A0" w:firstRow="1" w:lastRow="0" w:firstColumn="1" w:lastColumn="0" w:noHBand="0" w:noVBand="1"/>
-      </w:tblPr>
-      <w:tblGrid>
-        <w:gridCol w:w="6485"/>
-        <w:gridCol w:w="990"/>
-      </w:tblGrid>
-      <w:tr>
-        <w:tc>
-          <w:tcPr>
-            <w:tcW w:w="6485" w:type="dxa"/>
-          </w:tcPr>
-          <w:p>
-            <w:pPr>
-              <w:pStyle w:val="ListParagraph"/>
-              <w:ind w:left="1080"/>
-              <w:rPr>
-                <w:rFonts w:asciiTheme="majorBidi" w:hAnsiTheme="majorBidi" w:cstheme="majorBidi"/>
-                <w:bCs/>
-                <w:szCs w:val="24"/>
-                <w:lang w:val="sv-SE"/>
-              </w:rPr>
-            </w:pPr>
-            <m:oMathPara>
-              <m:oMath>
-                <m:r>
-                  <w:rPr>
-                    <w:rFonts w:ascii="Cambria Math" w:hAnsi="Cambria Math" w:cstheme="majorBidi"/>
-                    <w:szCs w:val="24"/>
-                    <w:lang w:val="sv-SE"/>
-                  </w:rPr>
-                  <m:t>Perplexity = exp</m:t>
-                </m:r>
-                <m:d>
-                  <m:dPr>
-                    <m:ctrlPr>
-                      <w:rPr>
-                        <w:rFonts w:ascii="Cambria Math" w:hAnsi="Cambria Math" w:cstheme="majorBidi"/>
-                        <w:bCs/>
-                        <w:i/>
-                        <w:szCs w:val="24"/>
-                        <w:lang w:val="sv-SE"/>
-                      </w:rPr>
-                    </m:ctrlPr>
-                  </m:dPr>
-                  <m:e>
-                    <m:r>
-                      <w:rPr>
-                        <w:rFonts w:ascii="Cambria Math" w:hAnsi="Cambria Math" w:cstheme="majorBidi"/>
-                        <w:szCs w:val="24"/>
-                        <w:lang w:val="sv-SE"/>
-                      </w:rPr>
-                      <m:t>-</m:t>
-                    </m:r>
-                    <m:f>
-                      <m:fPr>
-                        <m:ctrlPr>
-                          <w:rPr>
-                            <w:rFonts w:ascii="Cambria Math" w:hAnsi="Cambria Math" w:cstheme="majorBidi"/>
-                            <w:bCs/>
-                            <w:i/>
-                            <w:szCs w:val="24"/>
-                            <w:lang w:val="sv-SE"/>
-                          </w:rPr>
-                        </m:ctrlPr>
-                      </m:fPr>
-                      <m:num>
-                        <m:nary>
-                          <m:naryPr>
-                            <m:chr m:val="∑"/>
-                            <m:limLoc m:val="subSup"/>
-                            <m:supHide m:val="1"/>
-                            <m:ctrlPr>
-                              <w:rPr>
-                                <w:rFonts w:ascii="Cambria Math" w:hAnsi="Cambria Math" w:cstheme="majorBidi"/>
-                                <w:bCs/>
-                                <w:i/>
-                                <w:szCs w:val="24"/>
-                                <w:lang w:val="sv-SE"/>
-                              </w:rPr>
-                            </m:ctrlPr>
-                          </m:naryPr>
-                          <m:sub>
-                            <m:r>
-                              <w:rPr>
-                                <w:rFonts w:ascii="Cambria Math" w:hAnsi="Cambria Math" w:cstheme="majorBidi"/>
-                                <w:szCs w:val="24"/>
-                                <w:lang w:val="sv-SE"/>
-                              </w:rPr>
-                              <m:t>d</m:t>
-                            </m:r>
-                          </m:sub>
-                          <m:sup/>
-                          <m:e>
-                            <m:func>
-                              <m:funcPr>
-                                <m:ctrlPr>
-                                  <w:rPr>
-                                    <w:rFonts w:ascii="Cambria Math" w:hAnsi="Cambria Math" w:cstheme="majorBidi"/>
-                                    <w:bCs/>
-                                    <w:i/>
-                                    <w:szCs w:val="24"/>
-                                    <w:lang w:val="sv-SE"/>
-                                  </w:rPr>
-                                </m:ctrlPr>
-                              </m:funcPr>
-                              <m:fName>
-                                <m:r>
-                                  <m:rPr>
-                                    <m:sty m:val="p"/>
-                                  </m:rPr>
-                                  <w:rPr>
-                                    <w:rFonts w:ascii="Cambria Math" w:hAnsi="Cambria Math" w:cstheme="majorBidi"/>
-                                    <w:szCs w:val="24"/>
-                                    <w:lang w:val="sv-SE"/>
-                                  </w:rPr>
-                                  <m:t>log</m:t>
-                                </m:r>
-                              </m:fName>
-                              <m:e>
-                                <m:r>
-                                  <w:rPr>
-                                    <w:rFonts w:ascii="Cambria Math" w:hAnsi="Cambria Math" w:cstheme="majorBidi"/>
-                                    <w:szCs w:val="24"/>
-                                    <w:lang w:val="sv-SE"/>
-                                  </w:rPr>
-                                  <m:t>P(</m:t>
-                                </m:r>
-                                <m:sSub>
-                                  <m:sSubPr>
-                                    <m:ctrlPr>
-                                      <w:rPr>
-                                        <w:rFonts w:ascii="Cambria Math" w:hAnsi="Cambria Math" w:cstheme="majorBidi"/>
-                                        <w:bCs/>
-                                        <w:i/>
-                                        <w:szCs w:val="24"/>
-                                        <w:lang w:val="sv-SE"/>
-                                      </w:rPr>
-                                    </m:ctrlPr>
-                                  </m:sSubPr>
-                                  <m:e>
-                                    <m:r>
-                                      <w:rPr>
-                                        <w:rFonts w:ascii="Cambria Math" w:hAnsi="Cambria Math" w:cstheme="majorBidi"/>
-                                        <w:szCs w:val="24"/>
-                                        <w:lang w:val="sv-SE"/>
-                                      </w:rPr>
-                                      <m:t>w</m:t>
-                                    </m:r>
-                                  </m:e>
-                                  <m:sub>
-                                    <m:r>
-                                      <w:rPr>
-                                        <w:rFonts w:ascii="Cambria Math" w:hAnsi="Cambria Math" w:cstheme="majorBidi"/>
-                                        <w:szCs w:val="24"/>
-                                        <w:lang w:val="sv-SE"/>
-                                      </w:rPr>
-                                      <m:t>d</m:t>
-                                    </m:r>
-                                  </m:sub>
-                                </m:sSub>
-                                <m:r>
-                                  <w:rPr>
-                                    <w:rFonts w:ascii="Cambria Math" w:hAnsi="Cambria Math" w:cstheme="majorBidi"/>
-                                    <w:szCs w:val="24"/>
-                                    <w:lang w:val="sv-SE"/>
-                                  </w:rPr>
-                                  <m:t>)</m:t>
-                                </m:r>
-                              </m:e>
-                            </m:func>
-                          </m:e>
-                        </m:nary>
-                      </m:num>
-                      <m:den>
-                        <m:nary>
-                          <m:naryPr>
-                            <m:chr m:val="∑"/>
-                            <m:limLoc m:val="subSup"/>
-                            <m:supHide m:val="1"/>
-                            <m:ctrlPr>
-                              <w:rPr>
-                                <w:rFonts w:ascii="Cambria Math" w:hAnsi="Cambria Math" w:cstheme="majorBidi"/>
-                                <w:bCs/>
-                                <w:i/>
-                                <w:szCs w:val="24"/>
-                                <w:lang w:val="sv-SE"/>
-                              </w:rPr>
-                            </m:ctrlPr>
-                          </m:naryPr>
-                          <m:sub>
-                            <m:r>
-                              <w:rPr>
-                                <w:rFonts w:ascii="Cambria Math" w:hAnsi="Cambria Math" w:cstheme="majorBidi"/>
-                                <w:szCs w:val="24"/>
-                                <w:lang w:val="sv-SE"/>
-                              </w:rPr>
-                              <m:t>d</m:t>
-                            </m:r>
-                          </m:sub>
-                          <m:sup/>
-                          <m:e>
-                            <m:sSub>
-                              <m:sSubPr>
-                                <m:ctrlPr>
-                                  <w:rPr>
-                                    <w:rFonts w:ascii="Cambria Math" w:hAnsi="Cambria Math" w:cstheme="majorBidi"/>
-                                    <w:bCs/>
-                                    <w:i/>
-                                    <w:szCs w:val="24"/>
-                                    <w:lang w:val="sv-SE"/>
-                                  </w:rPr>
-                                </m:ctrlPr>
-                              </m:sSubPr>
-                              <m:e>
-                                <m:r>
-                                  <w:rPr>
-                                    <w:rFonts w:ascii="Cambria Math" w:hAnsi="Cambria Math" w:cstheme="majorBidi"/>
-                                    <w:szCs w:val="24"/>
-                                    <w:lang w:val="sv-SE"/>
-                                  </w:rPr>
-                                  <m:t>N</m:t>
-                                </m:r>
-                              </m:e>
-                              <m:sub>
-                                <m:r>
-                                  <w:rPr>
-                                    <w:rFonts w:ascii="Cambria Math" w:hAnsi="Cambria Math" w:cstheme="majorBidi"/>
-                                    <w:szCs w:val="24"/>
-                                    <w:lang w:val="sv-SE"/>
-                                  </w:rPr>
-                                  <m:t>d</m:t>
-                                </m:r>
-                              </m:sub>
-                            </m:sSub>
-                          </m:e>
-                        </m:nary>
-                      </m:den>
-                    </m:f>
-                  </m:e>
-                </m:d>
-              </m:oMath>
-            </m:oMathPara>
-          </w:p>
-          <w:p>
-            <w:pPr>
-              <w:pStyle w:val="ListParagraph"/>
-              <w:ind w:left="-117"/>
-              <w:rPr>
-                <w:rFonts w:asciiTheme="majorBidi" w:hAnsiTheme="majorBidi" w:cstheme="majorBidi"/>
-                <w:szCs w:val="24"/>
-                <w:lang w:val="sv-SE"/>
-              </w:rPr>
-            </w:pPr>
-          </w:p>
-        </w:tc>
-        <w:tc>
-          <w:tcPr>
-            <w:tcW w:w="990" w:type="dxa"/>
-          </w:tcPr>
-          <w:p>
-            <w:pPr>
-              <w:pStyle w:val="ListParagraph"/>
-              <w:ind w:left="0"/>
-              <w:jc w:val="center"/>
-              <w:rPr>
-                <w:rFonts w:asciiTheme="majorBidi" w:hAnsiTheme="majorBidi" w:cstheme="majorBidi"/>
-                <w:szCs w:val="24"/>
-                <w:lang w:val="sv-SE"/>
-              </w:rPr>
-            </w:pPr>
-            <w:r>
-              <w:rPr>
-                <w:rFonts w:asciiTheme="majorBidi" w:hAnsiTheme="majorBidi" w:cstheme="majorBidi"/>
-                <w:szCs w:val="24"/>
-                <w:lang w:val="sv-SE"/>
-              </w:rPr>
-              <w:t>(11)</w:t>
-            </w:r>
-          </w:p>
-        </w:tc>
-      </w:tr>
-    </w:tbl>
-    <w:p>
-      <w:pPr>
-        <w:ind w:left="720" w:firstLine="720"/>
-        <w:rPr>
-          <w:rFonts w:asciiTheme="majorBidi" w:hAnsiTheme="majorBidi" w:cstheme="majorBidi"/>
-          <w:szCs w:val="24"/>
-          <w:lang w:val="sv-SE"/>
-        </w:rPr>
-      </w:pPr>
-      <w:r>
-        <w:rPr>
-          <w:rFonts w:asciiTheme="majorBidi" w:hAnsiTheme="majorBidi" w:cstheme="majorBidi"/>
-          <w:szCs w:val="24"/>
-          <w:lang w:val="sv-SE"/>
-        </w:rPr>
-        <w:t xml:space="preserve">Dengan </w:t>
-      </w:r>
-      <m:oMath>
-        <m:sSub>
-          <m:sSubPr>
-            <m:ctrlPr>
-              <w:rPr>
-                <w:rFonts w:ascii="Cambria Math" w:hAnsi="Cambria Math" w:cstheme="majorBidi"/>
-                <w:bCs/>
-                <w:i/>
-                <w:szCs w:val="24"/>
-                <w:lang w:val="sv-SE"/>
-              </w:rPr>
-            </m:ctrlPr>
-          </m:sSubPr>
-          <m:e>
-            <m:r>
-              <w:rPr>
-                <w:rFonts w:ascii="Cambria Math" w:hAnsi="Cambria Math" w:cstheme="majorBidi"/>
-                <w:szCs w:val="24"/>
-                <w:lang w:val="sv-SE"/>
-              </w:rPr>
-              <m:t>w</m:t>
-            </m:r>
-          </m:e>
-          <m:sub>
-            <m:r>
-              <w:rPr>
-                <w:rFonts w:ascii="Cambria Math" w:hAnsi="Cambria Math" w:cstheme="majorBidi"/>
-                <w:szCs w:val="24"/>
-                <w:lang w:val="sv-SE"/>
-              </w:rPr>
-              <m:t>d</m:t>
-            </m:r>
-          </m:sub>
-        </m:sSub>
-      </m:oMath>
-      <w:r>
-        <w:rPr>
-          <w:rFonts w:asciiTheme="majorBidi" w:eastAsiaTheme="minorEastAsia" w:hAnsiTheme="majorBidi" w:cstheme="majorBidi"/>
-          <w:bCs/>
-          <w:szCs w:val="24"/>
-          <w:lang w:val="sv-SE"/>
-        </w:rPr>
-        <w:t xml:space="preserve"> = kumpulan kata dalam dokumen</w:t>
-      </w:r>
-      <w:r>
-        <w:rPr>
-          <w:rFonts w:asciiTheme="majorBidi" w:eastAsiaTheme="minorEastAsia" w:hAnsiTheme="majorBidi" w:cstheme="majorBidi"/>
-          <w:bCs/>
-          <w:szCs w:val="24"/>
-          <w:lang w:val="sv-SE"/>
-        </w:rPr>
-        <w:t xml:space="preserve">, </w:t>
-      </w:r>
-      <m:oMath>
-        <m:r>
-          <w:rPr>
-            <w:rFonts w:ascii="Cambria Math" w:hAnsi="Cambria Math" w:cstheme="majorBidi"/>
-            <w:szCs w:val="24"/>
-            <w:lang w:val="sv-SE"/>
-          </w:rPr>
-          <m:t>d</m:t>
-        </m:r>
-      </m:oMath>
-      <w:r>
-        <w:rPr>
-          <w:rFonts w:asciiTheme="majorBidi" w:eastAsiaTheme="minorEastAsia" w:hAnsiTheme="majorBidi" w:cstheme="majorBidi"/>
-          <w:szCs w:val="24"/>
-          <w:lang w:val="sv-SE"/>
-        </w:rPr>
-        <w:t xml:space="preserve"> = dokumen</w:t>
-      </w:r>
-      <w:r>
-        <w:rPr>
-          <w:rFonts w:asciiTheme="majorBidi" w:eastAsiaTheme="minorEastAsia" w:hAnsiTheme="majorBidi" w:cstheme="majorBidi"/>
-          <w:szCs w:val="24"/>
-          <w:lang w:val="sv-SE"/>
-        </w:rPr>
-        <w:t xml:space="preserve">, </w:t>
-      </w:r>
-      <m:oMath>
-        <m:sSub>
-          <m:sSubPr>
-            <m:ctrlPr>
-              <w:rPr>
-                <w:rFonts w:ascii="Cambria Math" w:hAnsi="Cambria Math" w:cstheme="majorBidi"/>
-                <w:bCs/>
-                <w:i/>
-                <w:szCs w:val="24"/>
-                <w:lang w:val="sv-SE"/>
-              </w:rPr>
-            </m:ctrlPr>
-          </m:sSubPr>
-          <m:e>
-            <m:r>
-              <w:rPr>
-                <w:rFonts w:ascii="Cambria Math" w:hAnsi="Cambria Math" w:cstheme="majorBidi"/>
-                <w:szCs w:val="24"/>
-                <w:lang w:val="sv-SE"/>
-              </w:rPr>
-              <m:t>N</m:t>
-            </m:r>
-          </m:e>
-          <m:sub>
-            <m:r>
-              <w:rPr>
-                <w:rFonts w:ascii="Cambria Math" w:hAnsi="Cambria Math" w:cstheme="majorBidi"/>
-                <w:szCs w:val="24"/>
-                <w:lang w:val="sv-SE"/>
-              </w:rPr>
-              <m:t>d</m:t>
-            </m:r>
-          </m:sub>
-        </m:sSub>
-      </m:oMath>
-      <w:r>
-        <w:rPr>
-          <w:rFonts w:asciiTheme="majorBidi" w:eastAsiaTheme="minorEastAsia" w:hAnsiTheme="majorBidi" w:cstheme="majorBidi"/>
-          <w:bCs/>
-          <w:szCs w:val="24"/>
-          <w:lang w:val="sv-SE"/>
-        </w:rPr>
-        <w:t xml:space="preserve"> = jumlah kata dalam dokumen </w:t>
-      </w:r>
-      <m:oMath>
-        <m:r>
-          <w:rPr>
-            <w:rFonts w:ascii="Cambria Math" w:hAnsi="Cambria Math" w:cstheme="majorBidi"/>
-            <w:szCs w:val="24"/>
-            <w:lang w:val="sv-SE"/>
-          </w:rPr>
-          <m:t>d</m:t>
-        </m:r>
-      </m:oMath>
-    </w:p>
-    <w:p>
-      <w:pPr>
-        <w:pStyle w:val="ListParagraph"/>
-        <w:numPr>
-          <w:ilvl w:val="0"/>
-          <w:numId w:val="26"/>
-        </w:numPr>
-        <w:spacing w:after="160"/>
-        <w:rPr>
-          <w:rFonts w:asciiTheme="majorBidi" w:hAnsiTheme="majorBidi" w:cstheme="majorBidi"/>
-          <w:bCs/>
-          <w:szCs w:val="24"/>
-        </w:rPr>
-      </w:pPr>
-      <w:r>
-        <w:rPr>
-          <w:rFonts w:asciiTheme="majorBidi" w:eastAsiaTheme="minorEastAsia" w:hAnsiTheme="majorBidi" w:cstheme="majorBidi"/>
+        </w:rPr>
+        <w:t xml:space="preserve">) dan juga nilai </w:t>
+      </w:r>
+      <w:r>
+        <w:rPr>
+          <w:rFonts w:asciiTheme="majorBidi" w:hAnsiTheme="majorBidi" w:cstheme="majorBidi"/>
           <w:bCs/>
           <w:i/>
           <w:iCs/>
           <w:szCs w:val="24"/>
-          <w:lang w:val="sv-SE"/>
-        </w:rPr>
-        <w:t>Topic</w:t>
+        </w:rPr>
+        <w:t>Topic Coherence Score</w:t>
       </w:r>
       <w:r>
         <w:rPr>
           <w:rFonts w:asciiTheme="majorBidi" w:hAnsiTheme="majorBidi" w:cstheme="majorBidi"/>
           <w:bCs/>
-          <w:i/>
-          <w:iCs/>
-          <w:szCs w:val="24"/>
-        </w:rPr>
-        <w:t xml:space="preserve"> Coherence</w:t>
-      </w:r>
-      <w:r>
-        <w:rPr>
-          <w:rFonts w:asciiTheme="majorBidi" w:hAnsiTheme="majorBidi" w:cstheme="majorBidi"/>
-          <w:bCs/>
-          <w:szCs w:val="24"/>
-        </w:rPr>
-        <w:t xml:space="preserve"> </w:t>
-      </w:r>
-      <w:r>
-        <w:rPr>
-          <w:rFonts w:asciiTheme="majorBidi" w:hAnsiTheme="majorBidi" w:cstheme="majorBidi"/>
-          <w:bCs/>
-          <w:i/>
-          <w:iCs/>
-          <w:szCs w:val="24"/>
-        </w:rPr>
-        <w:t>Score</w:t>
-      </w:r>
-    </w:p>
-    <w:p>
-      <w:pPr>
-        <w:pStyle w:val="ListParagraph"/>
-        <w:spacing w:after="160"/>
-        <w:ind w:left="1476"/>
-        <w:rPr>
-          <w:rFonts w:asciiTheme="majorBidi" w:hAnsiTheme="majorBidi" w:cstheme="majorBidi"/>
-          <w:bCs/>
-          <w:szCs w:val="24"/>
-        </w:rPr>
-      </w:pPr>
-      <w:r>
-        <w:rPr>
-          <w:rFonts w:asciiTheme="majorBidi" w:hAnsiTheme="majorBidi" w:cstheme="majorBidi"/>
-          <w:bCs/>
-          <w:szCs w:val="24"/>
-        </w:rPr>
-        <w:t>Beberapa vatrian yang digunakan:</w:t>
+          <w:szCs w:val="24"/>
+        </w:rPr>
+        <w:t xml:space="preserve"> dengan beberapa vairan yang digunakan berikut</w:t>
       </w:r>
     </w:p>
     <w:p>
@@ -4668,6 +2595,7 @@
           <w:numId w:val="27"/>
         </w:numPr>
         <w:spacing w:after="160"/>
+        <w:ind w:left="1530"/>
         <w:rPr>
           <w:rFonts w:asciiTheme="majorBidi" w:hAnsiTheme="majorBidi" w:cstheme="majorBidi"/>
           <w:bCs/>
@@ -4682,18 +2610,6 @@
         </w:rPr>
         <w:t>Umass</w:t>
       </w:r>
-    </w:p>
-    <w:p>
-      <w:pPr>
-        <w:pStyle w:val="ListParagraph"/>
-        <w:ind w:left="1476"/>
-        <w:rPr>
-          <w:rFonts w:asciiTheme="majorBidi" w:eastAsiaTheme="majorEastAsia" w:hAnsiTheme="majorBidi" w:cstheme="majorBidi"/>
-          <w:bCs/>
-          <w:szCs w:val="24"/>
-          <w:lang w:val="sv-SE"/>
-        </w:rPr>
-      </w:pPr>
     </w:p>
     <w:tbl>
       <w:tblPr>
@@ -5030,7 +2946,7 @@
             <w:pPr>
               <w:pStyle w:val="ListParagraph"/>
               <w:ind w:left="0"/>
-              <w:jc w:val="center"/>
+              <w:jc w:val="right"/>
               <w:rPr>
                 <w:rFonts w:asciiTheme="majorBidi" w:hAnsiTheme="majorBidi" w:cstheme="majorBidi"/>
                 <w:szCs w:val="24"/>
@@ -5043,7 +2959,23 @@
                 <w:szCs w:val="24"/>
                 <w:lang w:val="sv-SE"/>
               </w:rPr>
-              <w:t>(12)</w:t>
+              <w:t>(</w:t>
+            </w:r>
+            <w:r>
+              <w:rPr>
+                <w:rFonts w:asciiTheme="majorBidi" w:hAnsiTheme="majorBidi" w:cstheme="majorBidi"/>
+                <w:szCs w:val="24"/>
+                <w:lang w:val="sv-SE"/>
+              </w:rPr>
+              <w:t>1</w:t>
+            </w:r>
+            <w:r>
+              <w:rPr>
+                <w:rFonts w:asciiTheme="majorBidi" w:hAnsiTheme="majorBidi" w:cstheme="majorBidi"/>
+                <w:szCs w:val="24"/>
+                <w:lang w:val="sv-SE"/>
+              </w:rPr>
+              <w:t>)</w:t>
             </w:r>
           </w:p>
         </w:tc>
@@ -5063,6 +2995,7 @@
           <w:szCs w:val="24"/>
           <w:lang w:val="sv-SE"/>
         </w:rPr>
+        <w:lastRenderedPageBreak/>
         <w:t>D</w:t>
       </w:r>
       <w:r>
@@ -5372,16 +3305,6 @@
     </w:p>
     <w:p>
       <w:pPr>
-        <w:ind w:left="1530"/>
-        <w:rPr>
-          <w:rFonts w:asciiTheme="majorBidi" w:eastAsiaTheme="minorEastAsia" w:hAnsiTheme="majorBidi" w:cstheme="majorBidi"/>
-          <w:szCs w:val="24"/>
-          <w:lang w:val="sv-SE"/>
-        </w:rPr>
-      </w:pPr>
-    </w:p>
-    <w:p>
-      <w:pPr>
         <w:pStyle w:val="Heading3"/>
         <w:numPr>
           <w:ilvl w:val="0"/>
@@ -5401,7 +3324,6 @@
           <w:iCs/>
           <w:lang w:val="en-US"/>
         </w:rPr>
-        <w:lastRenderedPageBreak/>
         <w:t>Positive Pointwise Mutual Information (P</w:t>
       </w:r>
       <w:r>
@@ -5431,7 +3353,7 @@
       </w:tblPr>
       <w:tblGrid>
         <w:gridCol w:w="5215"/>
-        <w:gridCol w:w="990"/>
+        <w:gridCol w:w="1805"/>
       </w:tblGrid>
       <w:tr>
         <w:tc>
@@ -5756,13 +3678,13 @@
         </w:tc>
         <w:tc>
           <w:tcPr>
-            <w:tcW w:w="990" w:type="dxa"/>
+            <w:tcW w:w="1805" w:type="dxa"/>
           </w:tcPr>
           <w:p>
             <w:pPr>
               <w:pStyle w:val="ListParagraph"/>
               <w:ind w:left="0"/>
-              <w:jc w:val="center"/>
+              <w:jc w:val="right"/>
               <w:rPr>
                 <w:rFonts w:asciiTheme="majorBidi" w:hAnsiTheme="majorBidi" w:cstheme="majorBidi"/>
                 <w:szCs w:val="24"/>
@@ -5773,7 +3695,21 @@
                 <w:rFonts w:asciiTheme="majorBidi" w:hAnsiTheme="majorBidi" w:cstheme="majorBidi"/>
                 <w:szCs w:val="24"/>
               </w:rPr>
-              <w:t>(13)</w:t>
+              <w:t>(</w:t>
+            </w:r>
+            <w:r>
+              <w:rPr>
+                <w:rFonts w:asciiTheme="majorBidi" w:hAnsiTheme="majorBidi" w:cstheme="majorBidi"/>
+                <w:szCs w:val="24"/>
+              </w:rPr>
+              <w:t>2</w:t>
+            </w:r>
+            <w:r>
+              <w:rPr>
+                <w:rFonts w:asciiTheme="majorBidi" w:hAnsiTheme="majorBidi" w:cstheme="majorBidi"/>
+                <w:szCs w:val="24"/>
+              </w:rPr>
+              <w:t>)</w:t>
             </w:r>
           </w:p>
         </w:tc>
@@ -6176,7 +4112,7 @@
       </w:tblPr>
       <w:tblGrid>
         <w:gridCol w:w="5215"/>
-        <w:gridCol w:w="990"/>
+        <w:gridCol w:w="1715"/>
       </w:tblGrid>
       <w:tr>
         <w:tc>
@@ -6611,13 +4547,13 @@
         </w:tc>
         <w:tc>
           <w:tcPr>
-            <w:tcW w:w="990" w:type="dxa"/>
+            <w:tcW w:w="1715" w:type="dxa"/>
           </w:tcPr>
           <w:p>
             <w:pPr>
               <w:pStyle w:val="ListParagraph"/>
               <w:ind w:left="0"/>
-              <w:jc w:val="center"/>
+              <w:jc w:val="right"/>
               <w:rPr>
                 <w:rFonts w:asciiTheme="majorBidi" w:hAnsiTheme="majorBidi" w:cstheme="majorBidi"/>
                 <w:szCs w:val="24"/>
@@ -6628,7 +4564,21 @@
                 <w:rFonts w:asciiTheme="majorBidi" w:hAnsiTheme="majorBidi" w:cstheme="majorBidi"/>
                 <w:szCs w:val="24"/>
               </w:rPr>
-              <w:t>(14)</w:t>
+              <w:t>(</w:t>
+            </w:r>
+            <w:r>
+              <w:rPr>
+                <w:rFonts w:asciiTheme="majorBidi" w:hAnsiTheme="majorBidi" w:cstheme="majorBidi"/>
+                <w:szCs w:val="24"/>
+              </w:rPr>
+              <w:t>3</w:t>
+            </w:r>
+            <w:r>
+              <w:rPr>
+                <w:rFonts w:asciiTheme="majorBidi" w:hAnsiTheme="majorBidi" w:cstheme="majorBidi"/>
+                <w:szCs w:val="24"/>
+              </w:rPr>
+              <w:t>)</w:t>
             </w:r>
           </w:p>
         </w:tc>
@@ -7801,6 +5751,7 @@
                 <w:szCs w:val="24"/>
                 <w:lang w:val="sv-SE"/>
               </w:rPr>
+              <w:lastRenderedPageBreak/>
               <w:t>Preprocessed advanced</w:t>
             </w:r>
           </w:p>
@@ -7947,16 +5898,7 @@
           <w:szCs w:val="24"/>
           <w:lang w:val="sv-SE"/>
         </w:rPr>
-        <w:t xml:space="preserve">ariasi keseimbangan terbaik antara </w:t>
-      </w:r>
-      <w:r>
-        <w:rPr>
-          <w:rFonts w:asciiTheme="majorBidi" w:hAnsiTheme="majorBidi" w:cstheme="majorBidi"/>
-          <w:szCs w:val="24"/>
-          <w:lang w:val="sv-SE"/>
-        </w:rPr>
-        <w:lastRenderedPageBreak/>
-        <w:t xml:space="preserve">reduksi token tinggi (44,49%) untuk menekan noise, reduksi kosakata sangat signifikan (83,75%) untuk meningkatkan stabilitas topik, Preservasi makna memadai (73,20%) untuk menjaga interpretabilitas tema. </w:t>
+        <w:t xml:space="preserve">ariasi keseimbangan terbaik antara reduksi token tinggi (44,49%) untuk menekan noise, reduksi kosakata sangat signifikan (83,75%) untuk meningkatkan stabilitas topik, Preservasi makna memadai (73,20%) untuk menjaga interpretabilitas tema. </w:t>
       </w:r>
     </w:p>
     <w:p>
@@ -9924,9 +7866,9 @@
         </w:rPr>
         <w:lastRenderedPageBreak/>
         <w:drawing>
-          <wp:inline distT="0" distB="0" distL="0" distR="0" wp14:anchorId="2B94432F" wp14:editId="240DD68D">
-            <wp:extent cx="3809983" cy="2633472"/>
-            <wp:effectExtent l="0" t="0" r="635" b="0"/>
+          <wp:inline distT="0" distB="0" distL="0" distR="0" wp14:anchorId="2B94432F" wp14:editId="0B7F6FF7">
+            <wp:extent cx="2667000" cy="1843439"/>
+            <wp:effectExtent l="0" t="0" r="0" b="4445"/>
             <wp:docPr id="842463580" name="Picture 1"/>
             <wp:cNvGraphicFramePr>
               <a:graphicFrameLocks xmlns:a="http://schemas.openxmlformats.org/drawingml/2006/main" noChangeAspect="1"/>
@@ -9947,7 +7889,7 @@
                   <pic:spPr>
                     <a:xfrm>
                       <a:off x="0" y="0"/>
-                      <a:ext cx="3847604" cy="2659476"/>
+                      <a:ext cx="2709506" cy="1872820"/>
                     </a:xfrm>
                     <a:prstGeom prst="rect">
                       <a:avLst/>
@@ -9972,61 +7914,99 @@
       </w:pPr>
       <w:r>
         <w:rPr>
-          <w:sz w:val="24"/>
-          <w:szCs w:val="24"/>
-        </w:rPr>
-        <w:t xml:space="preserve">Gambar 1. </w:t>
-      </w:r>
-      <w:r>
-        <w:rPr>
-          <w:sz w:val="24"/>
-          <w:szCs w:val="24"/>
-        </w:rPr>
-        <w:fldChar w:fldCharType="begin"/>
-      </w:r>
-      <w:r>
-        <w:rPr>
-          <w:sz w:val="24"/>
-          <w:szCs w:val="24"/>
-        </w:rPr>
-        <w:instrText xml:space="preserve"> SEQ Gambar_1. \* ARABIC </w:instrText>
-      </w:r>
-      <w:r>
-        <w:rPr>
-          <w:sz w:val="24"/>
-          <w:szCs w:val="24"/>
-        </w:rPr>
-        <w:fldChar w:fldCharType="separate"/>
-      </w:r>
-      <w:r>
-        <w:rPr>
-          <w:noProof/>
-          <w:sz w:val="24"/>
-          <w:szCs w:val="24"/>
-        </w:rPr>
-        <w:t>1</w:t>
-      </w:r>
-      <w:r>
-        <w:rPr>
-          <w:sz w:val="24"/>
-          <w:szCs w:val="24"/>
-        </w:rPr>
-        <w:fldChar w:fldCharType="end"/>
-      </w:r>
-      <w:r>
-        <w:rPr>
-          <w:sz w:val="24"/>
-          <w:szCs w:val="24"/>
-        </w:rPr>
-        <w:t xml:space="preserve"> </w:t>
-      </w:r>
-      <w:r>
-        <w:rPr>
-          <w:rFonts w:asciiTheme="majorBidi" w:hAnsiTheme="majorBidi" w:cstheme="majorBidi"/>
+          <w:b/>
+          <w:bCs/>
+          <w:i w:val="0"/>
+          <w:iCs w:val="0"/>
           <w:color w:val="auto"/>
           <w:sz w:val="24"/>
           <w:szCs w:val="24"/>
         </w:rPr>
+        <w:t xml:space="preserve">Gambar  </w:t>
+      </w:r>
+      <w:r>
+        <w:rPr>
+          <w:b/>
+          <w:bCs/>
+          <w:i w:val="0"/>
+          <w:iCs w:val="0"/>
+          <w:color w:val="auto"/>
+          <w:sz w:val="24"/>
+          <w:szCs w:val="24"/>
+        </w:rPr>
+        <w:fldChar w:fldCharType="begin"/>
+      </w:r>
+      <w:r>
+        <w:rPr>
+          <w:b/>
+          <w:bCs/>
+          <w:i w:val="0"/>
+          <w:iCs w:val="0"/>
+          <w:color w:val="auto"/>
+          <w:sz w:val="24"/>
+          <w:szCs w:val="24"/>
+        </w:rPr>
+        <w:instrText xml:space="preserve"> SEQ Gambar_ \* ARABIC </w:instrText>
+      </w:r>
+      <w:r>
+        <w:rPr>
+          <w:b/>
+          <w:bCs/>
+          <w:i w:val="0"/>
+          <w:iCs w:val="0"/>
+          <w:color w:val="auto"/>
+          <w:sz w:val="24"/>
+          <w:szCs w:val="24"/>
+        </w:rPr>
+        <w:fldChar w:fldCharType="separate"/>
+      </w:r>
+      <w:r>
+        <w:rPr>
+          <w:b/>
+          <w:bCs/>
+          <w:i w:val="0"/>
+          <w:iCs w:val="0"/>
+          <w:noProof/>
+          <w:color w:val="auto"/>
+          <w:sz w:val="24"/>
+          <w:szCs w:val="24"/>
+        </w:rPr>
+        <w:t>2</w:t>
+      </w:r>
+      <w:r>
+        <w:rPr>
+          <w:b/>
+          <w:bCs/>
+          <w:i w:val="0"/>
+          <w:iCs w:val="0"/>
+          <w:color w:val="auto"/>
+          <w:sz w:val="24"/>
+          <w:szCs w:val="24"/>
+        </w:rPr>
+        <w:fldChar w:fldCharType="end"/>
+      </w:r>
+      <w:r>
+        <w:rPr>
+          <w:b/>
+          <w:bCs/>
+          <w:i w:val="0"/>
+          <w:iCs w:val="0"/>
+          <w:color w:val="auto"/>
+          <w:sz w:val="24"/>
+          <w:szCs w:val="24"/>
+        </w:rPr>
+        <w:t>.</w:t>
+      </w:r>
+      <w:r>
+        <w:t xml:space="preserve"> </w:t>
+      </w:r>
+      <w:r>
+        <w:rPr>
+          <w:rFonts w:asciiTheme="majorBidi" w:hAnsiTheme="majorBidi" w:cstheme="majorBidi"/>
+          <w:color w:val="auto"/>
+          <w:sz w:val="24"/>
+          <w:szCs w:val="24"/>
+        </w:rPr>
         <w:t>Grafik Normalized Score vs Number of topics</w:t>
       </w:r>
     </w:p>
@@ -10043,7 +8023,23 @@
           <w:szCs w:val="24"/>
           <w:lang w:val="sv-SE"/>
         </w:rPr>
-        <w:t xml:space="preserve">Grafik normalisasi menunjukkan perbandingan semua metrik dalam satu skala. Terlihat bahwa pada K=14, hampir seluruh metrik berada pada posisi yang relatif tinggi dan seimbang dibandingkan jumlah topik lainnya. Tidak ada metrik yang terlalu dominan maupun terlalu rendah, yang menunjukkan bahwa model berada pada kondisi optimal. </w:t>
+        <w:t>Grafik normalisasi</w:t>
+      </w:r>
+      <w:r>
+        <w:rPr>
+          <w:rFonts w:asciiTheme="majorBidi" w:hAnsiTheme="majorBidi" w:cstheme="majorBidi"/>
+          <w:szCs w:val="24"/>
+          <w:lang w:val="sv-SE"/>
+        </w:rPr>
+        <w:t xml:space="preserve"> pada gambar 2</w:t>
+      </w:r>
+      <w:r>
+        <w:rPr>
+          <w:rFonts w:asciiTheme="majorBidi" w:hAnsiTheme="majorBidi" w:cstheme="majorBidi"/>
+          <w:szCs w:val="24"/>
+          <w:lang w:val="sv-SE"/>
+        </w:rPr>
+        <w:t xml:space="preserve"> menunjukkan perbandingan semua metrik dalam satu skala. Terlihat bahwa pada K=14, hampir seluruh metrik berada pada posisi yang relatif tinggi dan seimbang dibandingkan jumlah topik lainnya. Tidak ada metrik yang terlalu dominan maupun terlalu rendah, yang menunjukkan bahwa model berada pada kondisi optimal. </w:t>
       </w:r>
     </w:p>
     <w:p>
@@ -10659,26 +8655,24 @@
           <w:szCs w:val="24"/>
           <w:lang w:val="sv-SE"/>
         </w:rPr>
-        <w:t>log-</w:t>
-      </w:r>
-      <w:r>
-        <w:rPr>
-          <w:rFonts w:asciiTheme="majorBidi" w:hAnsiTheme="majorBidi" w:cstheme="majorBidi"/>
-          <w:i/>
-          <w:iCs/>
+        <w:t>log-likelihood</w:t>
+      </w:r>
+      <w:r>
+        <w:rPr>
+          <w:rFonts w:asciiTheme="majorBidi" w:hAnsiTheme="majorBidi" w:cstheme="majorBidi"/>
+          <w:szCs w:val="24"/>
+          <w:lang w:val="sv-SE"/>
+        </w:rPr>
+        <w:t xml:space="preserve"> mengalami sedikit penurunan pada iterasi ke-200 menjadi -6.8747, dan terus </w:t>
+      </w:r>
+      <w:r>
+        <w:rPr>
+          <w:rFonts w:asciiTheme="majorBidi" w:hAnsiTheme="majorBidi" w:cstheme="majorBidi"/>
           <w:szCs w:val="24"/>
           <w:lang w:val="sv-SE"/>
         </w:rPr>
         <w:lastRenderedPageBreak/>
-        <w:t>likelihood</w:t>
-      </w:r>
-      <w:r>
-        <w:rPr>
-          <w:rFonts w:asciiTheme="majorBidi" w:hAnsiTheme="majorBidi" w:cstheme="majorBidi"/>
-          <w:szCs w:val="24"/>
-          <w:lang w:val="sv-SE"/>
-        </w:rPr>
-        <w:t xml:space="preserve"> mengalami sedikit penurunan pada iterasi ke-200 menjadi -6.8747, dan terus menurun hingga iterasi ke-300 (-7.2442) dan iterasi ke-400 (-7.3224)</w:t>
+        <w:t>menurun hingga iterasi ke-300 (-7.2442) dan iterasi ke-400 (-7.3224)</w:t>
       </w:r>
       <w:r>
         <w:rPr>
@@ -12017,7 +10011,23 @@
           <w:szCs w:val="24"/>
           <w:lang w:val="sv-SE"/>
         </w:rPr>
-        <w:t xml:space="preserve">pada tabel 1 </w:t>
+        <w:t xml:space="preserve">pada tabel </w:t>
+      </w:r>
+      <w:r>
+        <w:rPr>
+          <w:rFonts w:asciiTheme="majorBidi" w:hAnsiTheme="majorBidi" w:cstheme="majorBidi"/>
+          <w:szCs w:val="24"/>
+          <w:lang w:val="sv-SE"/>
+        </w:rPr>
+        <w:t>4</w:t>
+      </w:r>
+      <w:r>
+        <w:rPr>
+          <w:rFonts w:asciiTheme="majorBidi" w:hAnsiTheme="majorBidi" w:cstheme="majorBidi"/>
+          <w:szCs w:val="24"/>
+          <w:lang w:val="sv-SE"/>
+        </w:rPr>
+        <w:t xml:space="preserve"> </w:t>
       </w:r>
       <w:r>
         <w:rPr>
@@ -12193,7 +10203,7 @@
           <w:szCs w:val="24"/>
           <w:lang w:val="sv-SE"/>
         </w:rPr>
-        <w:t xml:space="preserve"> </w:t>
+        <w:t>gambar 3</w:t>
       </w:r>
       <w:r>
         <w:rPr>
@@ -12203,67 +10213,6 @@
           <w:iCs/>
           <w:szCs w:val="24"/>
         </w:rPr>
-        <w:t xml:space="preserve">Gambar  </w:t>
-      </w:r>
-      <w:r>
-        <w:rPr>
-          <w:b/>
-          <w:bCs/>
-          <w:i/>
-          <w:iCs/>
-          <w:szCs w:val="24"/>
-        </w:rPr>
-        <w:fldChar w:fldCharType="begin"/>
-      </w:r>
-      <w:r>
-        <w:rPr>
-          <w:b/>
-          <w:bCs/>
-          <w:i/>
-          <w:iCs/>
-          <w:szCs w:val="24"/>
-        </w:rPr>
-        <w:instrText xml:space="preserve"> SEQ Gambar_ \* ARABIC </w:instrText>
-      </w:r>
-      <w:r>
-        <w:rPr>
-          <w:b/>
-          <w:bCs/>
-          <w:i/>
-          <w:iCs/>
-          <w:szCs w:val="24"/>
-        </w:rPr>
-        <w:fldChar w:fldCharType="separate"/>
-      </w:r>
-      <w:r>
-        <w:rPr>
-          <w:b/>
-          <w:bCs/>
-          <w:i/>
-          <w:iCs/>
-          <w:noProof/>
-          <w:szCs w:val="24"/>
-        </w:rPr>
-        <w:t>2</w:t>
-      </w:r>
-      <w:r>
-        <w:rPr>
-          <w:b/>
-          <w:bCs/>
-          <w:i/>
-          <w:iCs/>
-          <w:szCs w:val="24"/>
-        </w:rPr>
-        <w:fldChar w:fldCharType="end"/>
-      </w:r>
-      <w:r>
-        <w:rPr>
-          <w:b/>
-          <w:bCs/>
-          <w:i/>
-          <w:iCs/>
-          <w:szCs w:val="24"/>
-        </w:rPr>
         <w:t xml:space="preserve"> </w:t>
       </w:r>
       <w:r>
@@ -12296,7 +10245,23 @@
           <w:szCs w:val="24"/>
           <w:lang w:val="sv-SE"/>
         </w:rPr>
-        <w:t xml:space="preserve"> terdapat beberapa pasangan topik yang memiliki korelasi positif, meskipun dalam skala kecil, seperti antara topik 1 dan topik 2 dengan nilai sekitar 0,12, serta topik 7 dan topik 10 dengan nilai sekitar 0,08. Korelasi positif ini menunjukkan adanya kedekatan konteks atau kemiripan semantik antar topik </w:t>
+        <w:t xml:space="preserve"> terdapat beberapa pasangan topik yang memiliki korelasi positif, meskipun dalam skala kecil, seperti antara topik 1 dan topik 2 dengan nilai sekitar 0,12, serta topik 7 dan topik 10 dengan nilai sekitar 0,08. Korelasi positif ini menunjukkan adanya kedekatan konteks atau kemiripan semantik antar topik</w:t>
+      </w:r>
+      <w:r>
+        <w:rPr>
+          <w:rFonts w:asciiTheme="majorBidi" w:hAnsiTheme="majorBidi" w:cstheme="majorBidi"/>
+          <w:szCs w:val="24"/>
+          <w:lang w:val="sv-SE"/>
+        </w:rPr>
+        <w:t>.</w:t>
+      </w:r>
+      <w:r>
+        <w:rPr>
+          <w:rFonts w:asciiTheme="majorBidi" w:hAnsiTheme="majorBidi" w:cstheme="majorBidi"/>
+          <w:szCs w:val="24"/>
+          <w:lang w:val="sv-SE"/>
+        </w:rPr>
+        <w:t xml:space="preserve"> </w:t>
       </w:r>
     </w:p>
     <w:p>
@@ -12316,9 +10281,9 @@
         </w:rPr>
         <w:lastRenderedPageBreak/>
         <w:drawing>
-          <wp:inline distT="0" distB="0" distL="0" distR="0" wp14:anchorId="35A795C5" wp14:editId="12ED2091">
-            <wp:extent cx="3058459" cy="2796363"/>
-            <wp:effectExtent l="0" t="0" r="8890" b="4445"/>
+          <wp:inline distT="0" distB="0" distL="0" distR="0" wp14:anchorId="35A795C5" wp14:editId="7F9F5DFC">
+            <wp:extent cx="2514600" cy="2299110"/>
+            <wp:effectExtent l="0" t="0" r="0" b="6350"/>
             <wp:docPr id="323855505" name="Picture 1"/>
             <wp:cNvGraphicFramePr>
               <a:graphicFrameLocks xmlns:a="http://schemas.openxmlformats.org/drawingml/2006/main" noChangeAspect="1"/>
@@ -12348,7 +10313,7 @@
                   <pic:spPr bwMode="auto">
                     <a:xfrm>
                       <a:off x="0" y="0"/>
-                      <a:ext cx="3079333" cy="2815448"/>
+                      <a:ext cx="2538649" cy="2321098"/>
                     </a:xfrm>
                     <a:prstGeom prst="rect">
                       <a:avLst/>
@@ -12980,7 +10945,7 @@
           <w:szCs w:val="24"/>
           <w:lang w:val="sv-SE"/>
         </w:rPr>
-        <w:t>mengindikasikan bahwa koherensi topik berada pada kategori sedang, artinya kata-kata dalam setiap topik sudah cukup saling berkaitan</w:t>
+        <w:t>mengindikasikan koherensi topik berada pada kategori sedang, artinya kata-kata dalam setiap topik sudah cukup saling berkaitan</w:t>
       </w:r>
       <w:r>
         <w:rPr>
@@ -12996,7 +10961,23 @@
           <w:szCs w:val="24"/>
           <w:lang w:val="sv-SE"/>
         </w:rPr>
-        <w:t>nilai NPMI sebesar -0,0226 yang mendekati nol tetapi masih negatif menunjukkan bahwa keterkaitan antar kata dalam topik relatif lemah,</w:t>
+        <w:t xml:space="preserve">nilai NPMI sebesar -0,0226 yang mendekati nol </w:t>
+      </w:r>
+      <w:r>
+        <w:rPr>
+          <w:rFonts w:asciiTheme="majorBidi" w:hAnsiTheme="majorBidi" w:cstheme="majorBidi"/>
+          <w:szCs w:val="24"/>
+          <w:lang w:val="sv-SE"/>
+        </w:rPr>
+        <w:t>dan</w:t>
+      </w:r>
+      <w:r>
+        <w:rPr>
+          <w:rFonts w:asciiTheme="majorBidi" w:hAnsiTheme="majorBidi" w:cstheme="majorBidi"/>
+          <w:szCs w:val="24"/>
+          <w:lang w:val="sv-SE"/>
+        </w:rPr>
+        <w:t xml:space="preserve"> negatif menunjukkan bahwa keterkaitan antar kata dalam topik relatif lemah,</w:t>
       </w:r>
       <w:r>
         <w:rPr>
@@ -13012,7 +10993,31 @@
           <w:szCs w:val="24"/>
           <w:lang w:val="sv-SE"/>
         </w:rPr>
-        <w:t>nilai UMass sebesar -5,0661 dan UCI sebesar -2,1370, yang keduanya bernilai negatif,</w:t>
+        <w:t xml:space="preserve">nilai UMass sebesar -5,0661 dan UCI sebesar -2,1370 </w:t>
+      </w:r>
+      <w:r>
+        <w:rPr>
+          <w:rFonts w:asciiTheme="majorBidi" w:hAnsiTheme="majorBidi" w:cstheme="majorBidi"/>
+          <w:szCs w:val="24"/>
+          <w:lang w:val="sv-SE"/>
+        </w:rPr>
+        <w:t>dan</w:t>
+      </w:r>
+      <w:r>
+        <w:rPr>
+          <w:rFonts w:asciiTheme="majorBidi" w:hAnsiTheme="majorBidi" w:cstheme="majorBidi"/>
+          <w:szCs w:val="24"/>
+          <w:lang w:val="sv-SE"/>
+        </w:rPr>
+        <w:t xml:space="preserve"> negatif</w:t>
+      </w:r>
+      <w:r>
+        <w:rPr>
+          <w:rFonts w:asciiTheme="majorBidi" w:hAnsiTheme="majorBidi" w:cstheme="majorBidi"/>
+          <w:szCs w:val="24"/>
+          <w:lang w:val="sv-SE"/>
+        </w:rPr>
+        <w:t xml:space="preserve"> </w:t>
       </w:r>
       <w:r>
         <w:rPr>
@@ -13036,7 +11041,15 @@
           <w:szCs w:val="24"/>
           <w:lang w:val="sv-SE"/>
         </w:rPr>
-        <w:t xml:space="preserve">, dan </w:t>
+        <w:t>.</w:t>
+      </w:r>
+      <w:r>
+        <w:rPr>
+          <w:rFonts w:asciiTheme="majorBidi" w:hAnsiTheme="majorBidi" w:cstheme="majorBidi"/>
+          <w:szCs w:val="24"/>
+          <w:lang w:val="sv-SE"/>
+        </w:rPr>
+        <w:t xml:space="preserve"> dan </w:t>
       </w:r>
       <w:r>
         <w:rPr>
@@ -13283,7 +11296,6 @@
                 <w:color w:val="000000"/>
                 <w:szCs w:val="24"/>
               </w:rPr>
-              <w:lastRenderedPageBreak/>
               <w:t>min topic size</w:t>
             </w:r>
           </w:p>
@@ -13792,6 +11804,7 @@
                 <w:color w:val="000000"/>
                 <w:szCs w:val="24"/>
               </w:rPr>
+              <w:lastRenderedPageBreak/>
               <w:t>10</w:t>
             </w:r>
           </w:p>
@@ -14864,15 +12877,15 @@
           <w:szCs w:val="24"/>
           <w:lang w:val="sv-SE"/>
         </w:rPr>
-        <w:t xml:space="preserve">Pada tabel 1.6 </w:t>
-      </w:r>
-      <w:r>
-        <w:rPr>
-          <w:rFonts w:asciiTheme="majorBidi" w:hAnsiTheme="majorBidi" w:cstheme="majorBidi"/>
-          <w:szCs w:val="24"/>
-          <w:lang w:val="sv-SE"/>
-        </w:rPr>
-        <w:t>terlihat bahwa perubahan nilai parameter ini memberikan pengaruh signifikan terhadap jumlah topik yang dihasilkan</w:t>
+        <w:t xml:space="preserve">Pada tabel 6 </w:t>
+      </w:r>
+      <w:r>
+        <w:rPr>
+          <w:rFonts w:asciiTheme="majorBidi" w:hAnsiTheme="majorBidi" w:cstheme="majorBidi"/>
+          <w:szCs w:val="24"/>
+          <w:lang w:val="sv-SE"/>
+        </w:rPr>
+        <w:t>perubahan nilai parameter memberikan pengaruh signifikan terhadap jumlah topik yang dihasilkan</w:t>
       </w:r>
       <w:r>
         <w:rPr>
@@ -14904,41 +12917,23 @@
           <w:szCs w:val="24"/>
           <w:lang w:val="sv-SE"/>
         </w:rPr>
-        <w:t xml:space="preserve"> 5 yang menghasilkan 203 topik. Namun, meskipun nilai C_v dan NPMI relatif tinggi pada konfigurasi ini, nilai UMass yang sangat rendah (-7.5949) menunjukkan bahwa topik yang dihasilkan kurang koheren secara statistik dalam konteks probabilistik dokumen</w:t>
-      </w:r>
-      <w:r>
-        <w:rPr>
-          <w:rFonts w:asciiTheme="majorBidi" w:hAnsiTheme="majorBidi" w:cstheme="majorBidi"/>
-          <w:szCs w:val="24"/>
-          <w:lang w:val="sv-SE"/>
-        </w:rPr>
-        <w:t xml:space="preserve">, </w:t>
-      </w:r>
-      <w:r>
-        <w:rPr>
-          <w:rFonts w:asciiTheme="majorBidi" w:hAnsiTheme="majorBidi" w:cstheme="majorBidi"/>
-          <w:szCs w:val="24"/>
-          <w:lang w:val="sv-SE"/>
-        </w:rPr>
-        <w:t xml:space="preserve">ketika nilai </w:t>
-      </w:r>
-      <w:r>
-        <w:rPr>
-          <w:rFonts w:asciiTheme="majorBidi" w:hAnsiTheme="majorBidi" w:cstheme="majorBidi"/>
-          <w:i/>
-          <w:iCs/>
-          <w:szCs w:val="24"/>
-          <w:lang w:val="sv-SE"/>
-        </w:rPr>
-        <w:t>min_topic_size</w:t>
-      </w:r>
-      <w:r>
-        <w:rPr>
-          <w:rFonts w:asciiTheme="majorBidi" w:hAnsiTheme="majorBidi" w:cstheme="majorBidi"/>
-          <w:szCs w:val="24"/>
-          <w:lang w:val="sv-SE"/>
-        </w:rPr>
-        <w:t xml:space="preserve"> ditingkatkan, jumlah topik menjadi lebih sedikit dan lebih general. Pada nilai 25, model menghasilkan 39 topik dengan keseimbangan terbaik antara metrik evaluasi. Hal ini ditunjukkan oleh nilai C_v </w:t>
+        <w:t xml:space="preserve"> </w:t>
+      </w:r>
+      <w:r>
+        <w:rPr>
+          <w:rFonts w:asciiTheme="majorBidi" w:hAnsiTheme="majorBidi" w:cstheme="majorBidi"/>
+          <w:szCs w:val="24"/>
+          <w:lang w:val="sv-SE"/>
+        </w:rPr>
+        <w:t xml:space="preserve">25 </w:t>
+      </w:r>
+      <w:r>
+        <w:rPr>
+          <w:rFonts w:asciiTheme="majorBidi" w:hAnsiTheme="majorBidi" w:cstheme="majorBidi"/>
+          <w:szCs w:val="24"/>
+          <w:lang w:val="sv-SE"/>
+        </w:rPr>
+        <w:t xml:space="preserve">model menghasilkan 39 topik dengan keseimbangan terbaik antara metrik evaluasi. Hal ini ditunjukkan oleh nilai C_v </w:t>
       </w:r>
       <w:r>
         <w:rPr>
@@ -15136,7 +13131,6 @@
           <w:noProof/>
           <w:szCs w:val="24"/>
         </w:rPr>
-        <w:lastRenderedPageBreak/>
         <w:drawing>
           <wp:inline distT="0" distB="0" distL="0" distR="0" wp14:anchorId="24BD2E3B" wp14:editId="5676305D">
             <wp:extent cx="3922522" cy="2036064"/>
@@ -15301,7 +13295,16 @@
           <w:szCs w:val="24"/>
           <w:lang w:val="sv-SE"/>
         </w:rPr>
-        <w:t xml:space="preserve"> terlihat bahwa Topik -1 (maha, benar, kepada,beri) memiliki jumlah dokumen terbesar (2039), Hal ini menunjukkan bahwa sekitar sepertiga dokumen tidak tergabung dalam topik tertentu dan diklasifikasikan sebagai outlier</w:t>
+        <w:t xml:space="preserve"> Topik -1 (maha, benar, kepada,beri) memiliki jumlah dokumen terbesar (2039), Hal ini menunjukkan </w:t>
+      </w:r>
+      <w:r>
+        <w:rPr>
+          <w:rFonts w:asciiTheme="majorBidi" w:hAnsiTheme="majorBidi" w:cstheme="majorBidi"/>
+          <w:szCs w:val="24"/>
+          <w:lang w:val="sv-SE"/>
+        </w:rPr>
+        <w:lastRenderedPageBreak/>
+        <w:t>bahwa sekitar sepertiga dokumen tidak tergabung dalam topik tertentu dan diklasifikasikan sebagai outlier</w:t>
       </w:r>
       <w:r>
         <w:rPr>
@@ -15326,27 +13329,6 @@
           <w:lang w:val="sv-SE"/>
         </w:rPr>
         <w:t>, panjang dokumen yang pendek, sensitifitas Algoritma clustering (HDBSCAN).</w:t>
-      </w:r>
-    </w:p>
-    <w:p>
-      <w:pPr>
-        <w:pStyle w:val="ListParagraph"/>
-        <w:spacing w:after="160"/>
-        <w:ind w:left="810" w:firstLine="630"/>
-        <w:jc w:val="left"/>
-        <w:rPr>
-          <w:rFonts w:asciiTheme="majorBidi" w:hAnsiTheme="majorBidi" w:cstheme="majorBidi"/>
-          <w:szCs w:val="24"/>
-          <w:lang w:val="sv-SE"/>
-        </w:rPr>
-      </w:pPr>
-      <w:r>
-        <w:rPr>
-          <w:rFonts w:asciiTheme="majorBidi" w:hAnsiTheme="majorBidi" w:cstheme="majorBidi"/>
-          <w:szCs w:val="24"/>
-          <w:lang w:val="sv-SE"/>
-        </w:rPr>
-        <w:t>Jika dilihat frekuensi kemunculan topik pada setiap dokumen bisa dilihat dari grafik berikut :</w:t>
       </w:r>
     </w:p>
     <w:p>
@@ -15369,9 +13351,9 @@
           <w:szCs w:val="24"/>
         </w:rPr>
         <w:drawing>
-          <wp:inline distT="0" distB="0" distL="0" distR="0" wp14:anchorId="66DC09FC" wp14:editId="08005CF9">
-            <wp:extent cx="3377682" cy="2796363"/>
-            <wp:effectExtent l="0" t="0" r="0" b="4445"/>
+          <wp:inline distT="0" distB="0" distL="0" distR="0" wp14:anchorId="66DC09FC" wp14:editId="0F1475A3">
+            <wp:extent cx="2954866" cy="2446317"/>
+            <wp:effectExtent l="0" t="0" r="0" b="0"/>
             <wp:docPr id="1791780349" name="Picture 2"/>
             <wp:cNvGraphicFramePr>
               <a:graphicFrameLocks xmlns:a="http://schemas.openxmlformats.org/drawingml/2006/main" noChangeAspect="1"/>
@@ -15401,7 +13383,7 @@
                   <pic:spPr bwMode="auto">
                     <a:xfrm>
                       <a:off x="0" y="0"/>
-                      <a:ext cx="3411647" cy="2824483"/>
+                      <a:ext cx="2996329" cy="2480644"/>
                     </a:xfrm>
                     <a:prstGeom prst="rect">
                       <a:avLst/>
@@ -15443,7 +13425,7 @@
           <w:sz w:val="24"/>
           <w:szCs w:val="24"/>
         </w:rPr>
-        <w:t xml:space="preserve">Gambar 1. </w:t>
+        <w:t xml:space="preserve">Gambar  </w:t>
       </w:r>
       <w:r>
         <w:rPr>
@@ -15467,7 +13449,7 @@
           <w:sz w:val="24"/>
           <w:szCs w:val="24"/>
         </w:rPr>
-        <w:instrText xml:space="preserve"> SEQ Gambar_1. \* ARABIC </w:instrText>
+        <w:instrText xml:space="preserve"> SEQ Gambar_ \* ARABIC </w:instrText>
       </w:r>
       <w:r>
         <w:rPr>
@@ -15492,7 +13474,7 @@
           <w:sz w:val="24"/>
           <w:szCs w:val="24"/>
         </w:rPr>
-        <w:t>4</w:t>
+        <w:t>5</w:t>
       </w:r>
       <w:r>
         <w:rPr>
@@ -15507,25 +13489,16 @@
         <w:fldChar w:fldCharType="end"/>
       </w:r>
       <w:r>
-        <w:rPr>
-          <w:b/>
-          <w:bCs/>
+        <w:t xml:space="preserve"> </w:t>
+      </w:r>
+      <w:r>
+        <w:rPr>
           <w:i w:val="0"/>
           <w:iCs w:val="0"/>
           <w:color w:val="auto"/>
           <w:sz w:val="24"/>
           <w:szCs w:val="24"/>
         </w:rPr>
-        <w:t xml:space="preserve"> </w:t>
-      </w:r>
-      <w:r>
-        <w:rPr>
-          <w:i w:val="0"/>
-          <w:iCs w:val="0"/>
-          <w:color w:val="auto"/>
-          <w:sz w:val="24"/>
-          <w:szCs w:val="24"/>
-        </w:rPr>
         <w:t>Grafik Topic Word Scores</w:t>
       </w:r>
     </w:p>
@@ -15545,7 +13518,23 @@
           <w:color w:val="000000"/>
           <w:szCs w:val="24"/>
         </w:rPr>
-        <w:t xml:space="preserve">Grafik </w:t>
+        <w:t>Grafik</w:t>
+      </w:r>
+      <w:r>
+        <w:rPr>
+          <w:rFonts w:asciiTheme="majorBidi" w:hAnsiTheme="majorBidi" w:cstheme="majorBidi"/>
+          <w:color w:val="000000"/>
+          <w:szCs w:val="24"/>
+        </w:rPr>
+        <w:t xml:space="preserve"> pada gambar 5 yaitu</w:t>
+      </w:r>
+      <w:r>
+        <w:rPr>
+          <w:rFonts w:asciiTheme="majorBidi" w:hAnsiTheme="majorBidi" w:cstheme="majorBidi"/>
+          <w:color w:val="000000"/>
+          <w:szCs w:val="24"/>
+        </w:rPr>
+        <w:t xml:space="preserve"> </w:t>
       </w:r>
       <w:r>
         <w:rPr>
@@ -15572,17 +13561,7 @@
           <w:szCs w:val="24"/>
           <w:lang w:val="sv-SE"/>
         </w:rPr>
-        <w:t xml:space="preserve">Hasil visualisasi </w:t>
-      </w:r>
-      <w:r>
-        <w:rPr>
-          <w:rFonts w:asciiTheme="majorBidi" w:hAnsiTheme="majorBidi" w:cstheme="majorBidi"/>
-          <w:color w:val="000000"/>
-          <w:szCs w:val="24"/>
-          <w:lang w:val="sv-SE"/>
-        </w:rPr>
-        <w:lastRenderedPageBreak/>
-        <w:t>menunjukkan bahwa setiap topik memiliki konsistensi semantik yang baik, ditandai dengan keterkaitan yang kuat antar kata dalam satu klaster.</w:t>
+        <w:t>Hasil visualisasi menunjukkan bahwa setiap topik memiliki konsistensi semantik yang baik, ditandai dengan keterkaitan yang kuat antar kata dalam satu klaster.</w:t>
       </w:r>
     </w:p>
     <w:p>
@@ -15732,7 +13711,7 @@
     </w:p>
     <w:tbl>
       <w:tblPr>
-        <w:tblW w:w="7020" w:type="dxa"/>
+        <w:tblW w:w="7830" w:type="dxa"/>
         <w:jc w:val="center"/>
         <w:tblBorders>
           <w:top w:val="single" w:sz="4" w:space="0" w:color="auto"/>
@@ -15742,7 +13721,7 @@
       </w:tblPr>
       <w:tblGrid>
         <w:gridCol w:w="960"/>
-        <w:gridCol w:w="6060"/>
+        <w:gridCol w:w="6870"/>
       </w:tblGrid>
       <w:tr>
         <w:trPr>
@@ -15780,7 +13759,7 @@
         </w:tc>
         <w:tc>
           <w:tcPr>
-            <w:tcW w:w="6060" w:type="dxa"/>
+            <w:tcW w:w="6870" w:type="dxa"/>
             <w:tcBorders>
               <w:top w:val="single" w:sz="4" w:space="0" w:color="auto"/>
               <w:bottom w:val="single" w:sz="4" w:space="0" w:color="auto"/>
@@ -15843,7 +13822,7 @@
         </w:tc>
         <w:tc>
           <w:tcPr>
-            <w:tcW w:w="6060" w:type="dxa"/>
+            <w:tcW w:w="6870" w:type="dxa"/>
             <w:tcBorders>
               <w:top w:val="single" w:sz="4" w:space="0" w:color="auto"/>
             </w:tcBorders>
@@ -15902,7 +13881,7 @@
         </w:tc>
         <w:tc>
           <w:tcPr>
-            <w:tcW w:w="6060" w:type="dxa"/>
+            <w:tcW w:w="6870" w:type="dxa"/>
             <w:vAlign w:val="center"/>
             <w:hideMark/>
           </w:tcPr>
@@ -15958,7 +13937,7 @@
         </w:tc>
         <w:tc>
           <w:tcPr>
-            <w:tcW w:w="6060" w:type="dxa"/>
+            <w:tcW w:w="6870" w:type="dxa"/>
             <w:vAlign w:val="center"/>
             <w:hideMark/>
           </w:tcPr>
@@ -16014,7 +13993,7 @@
         </w:tc>
         <w:tc>
           <w:tcPr>
-            <w:tcW w:w="6060" w:type="dxa"/>
+            <w:tcW w:w="6870" w:type="dxa"/>
             <w:vAlign w:val="center"/>
             <w:hideMark/>
           </w:tcPr>
@@ -16064,13 +14043,14 @@
                 <w:color w:val="000000"/>
                 <w:szCs w:val="24"/>
               </w:rPr>
+              <w:lastRenderedPageBreak/>
               <w:t>4</w:t>
             </w:r>
           </w:p>
         </w:tc>
         <w:tc>
           <w:tcPr>
-            <w:tcW w:w="6060" w:type="dxa"/>
+            <w:tcW w:w="6870" w:type="dxa"/>
             <w:vAlign w:val="center"/>
             <w:hideMark/>
           </w:tcPr>
@@ -16126,7 +14106,7 @@
         </w:tc>
         <w:tc>
           <w:tcPr>
-            <w:tcW w:w="6060" w:type="dxa"/>
+            <w:tcW w:w="6870" w:type="dxa"/>
             <w:vAlign w:val="center"/>
             <w:hideMark/>
           </w:tcPr>
@@ -16284,9 +14264,8 @@
           <w:noProof/>
           <w:szCs w:val="24"/>
         </w:rPr>
-        <w:lastRenderedPageBreak/>
         <w:drawing>
-          <wp:inline distT="0" distB="0" distL="0" distR="0" wp14:anchorId="10456EAD" wp14:editId="5B3171F1">
+          <wp:inline distT="0" distB="0" distL="0" distR="0" wp14:anchorId="10456EAD" wp14:editId="0F2E55D4">
             <wp:extent cx="3767328" cy="1966734"/>
             <wp:effectExtent l="0" t="0" r="5080" b="0"/>
             <wp:docPr id="13019695" name="Picture 1"/>
@@ -16341,28 +14320,90 @@
         <w:jc w:val="center"/>
       </w:pPr>
       <w:r>
-        <w:t xml:space="preserve">Gambar 1. </w:t>
-      </w:r>
-      <w:r>
+        <w:rPr>
+          <w:b/>
+          <w:bCs/>
+          <w:i w:val="0"/>
+          <w:iCs w:val="0"/>
+          <w:color w:val="auto"/>
+          <w:sz w:val="24"/>
+          <w:szCs w:val="24"/>
+        </w:rPr>
+        <w:t xml:space="preserve">Gambar  </w:t>
+      </w:r>
+      <w:r>
+        <w:rPr>
+          <w:b/>
+          <w:bCs/>
+          <w:i w:val="0"/>
+          <w:iCs w:val="0"/>
+          <w:color w:val="auto"/>
+          <w:sz w:val="24"/>
+          <w:szCs w:val="24"/>
+        </w:rPr>
         <w:fldChar w:fldCharType="begin"/>
       </w:r>
       <w:r>
-        <w:instrText xml:space="preserve"> SEQ Gambar_1. \* ARABIC </w:instrText>
-      </w:r>
-      <w:r>
+        <w:rPr>
+          <w:b/>
+          <w:bCs/>
+          <w:i w:val="0"/>
+          <w:iCs w:val="0"/>
+          <w:color w:val="auto"/>
+          <w:sz w:val="24"/>
+          <w:szCs w:val="24"/>
+        </w:rPr>
+        <w:instrText xml:space="preserve"> SEQ Gambar_ \* ARABIC </w:instrText>
+      </w:r>
+      <w:r>
+        <w:rPr>
+          <w:b/>
+          <w:bCs/>
+          <w:i w:val="0"/>
+          <w:iCs w:val="0"/>
+          <w:color w:val="auto"/>
+          <w:sz w:val="24"/>
+          <w:szCs w:val="24"/>
+        </w:rPr>
         <w:fldChar w:fldCharType="separate"/>
       </w:r>
       <w:r>
         <w:rPr>
+          <w:b/>
+          <w:bCs/>
+          <w:i w:val="0"/>
+          <w:iCs w:val="0"/>
           <w:noProof/>
-        </w:rPr>
-        <w:t>5</w:t>
-      </w:r>
-      <w:r>
+          <w:color w:val="auto"/>
+          <w:sz w:val="24"/>
+          <w:szCs w:val="24"/>
+        </w:rPr>
+        <w:t>6</w:t>
+      </w:r>
+      <w:r>
+        <w:rPr>
+          <w:b/>
+          <w:bCs/>
+          <w:i w:val="0"/>
+          <w:iCs w:val="0"/>
+          <w:color w:val="auto"/>
+          <w:sz w:val="24"/>
+          <w:szCs w:val="24"/>
+        </w:rPr>
         <w:fldChar w:fldCharType="end"/>
       </w:r>
       <w:r>
-        <w:t xml:space="preserve"> Contoh distribusi topik Surat Al-Fatihah, Al-baqarah dan Ali Imran</w:t>
+        <w:t xml:space="preserve">. </w:t>
+      </w:r>
+      <w:r>
+        <w:rPr>
+          <w:i w:val="0"/>
+          <w:iCs w:val="0"/>
+          <w:color w:val="auto"/>
+          <w:sz w:val="24"/>
+          <w:szCs w:val="24"/>
+        </w:rPr>
+        <w:t>Contoh distribusi topik Surat Al-Fatihah, Al-baqarah dan Ali Imran</w:t>
       </w:r>
     </w:p>
     <w:p>
@@ -16380,7 +14421,7 @@
           <w:rFonts w:asciiTheme="majorBidi" w:hAnsiTheme="majorBidi" w:cstheme="majorBidi"/>
           <w:szCs w:val="24"/>
         </w:rPr>
-        <w:t>Pada Surat Al-Fatihah, terlihat bahwa jumlah ayat yang terbatas menghasilkan distribusi topik yang sangat sederhana</w:t>
+        <w:t>Pada Surat Al-Fatihah bahwa jumlah ayat yang terbatas menghasilkan distribusi topik yang sangat sederhana</w:t>
       </w:r>
       <w:r>
         <w:rPr>
@@ -16394,15 +14435,21 @@
           <w:rFonts w:asciiTheme="majorBidi" w:hAnsiTheme="majorBidi" w:cstheme="majorBidi"/>
           <w:szCs w:val="24"/>
         </w:rPr>
-        <w:t xml:space="preserve">Pada surat Al-Baqarah memperlihatkan penyebaran titik yang jauh lebih padat dan beragam disepanjang sumbu ayat maupun topik, yang mengindikasikan kompleksitas tema yang tinggi serta variasi topik yang luas. </w:t>
-      </w:r>
-      <w:r>
-        <w:rPr>
-          <w:rFonts w:asciiTheme="majorBidi" w:hAnsiTheme="majorBidi" w:cstheme="majorBidi"/>
-          <w:szCs w:val="24"/>
-          <w:lang w:val="sv-SE"/>
-        </w:rPr>
-        <w:t>Sementara itu, Surat Ali Imran menunjukkan pola distribusi yang juga beragam namun tidak sepadat Al-Baqarah, mencerminkan tingkat kompleksitas tematik yang berada di antara kedua surat sebelumnya.</w:t>
+        <w:t>Pada surat Al-Baqarah penyebaran titik yang jauh lebih padat dan beragam disepanjang sumbu ayat maupun topik, yang mengindikasikan kompleksitas tema yang tinggi serta variasi topik yang luas</w:t>
+      </w:r>
+      <w:r>
+        <w:rPr>
+          <w:rFonts w:asciiTheme="majorBidi" w:hAnsiTheme="majorBidi" w:cstheme="majorBidi"/>
+          <w:szCs w:val="24"/>
+        </w:rPr>
+        <w:t>, dan pada s</w:t>
+      </w:r>
+      <w:r>
+        <w:rPr>
+          <w:rFonts w:asciiTheme="majorBidi" w:hAnsiTheme="majorBidi" w:cstheme="majorBidi"/>
+          <w:szCs w:val="24"/>
+        </w:rPr>
+        <w:t>urat Ali Imran menunjukkan pola distribusi yang juga beragam mencerminkan tingkat kompleksitas tematik yang berada di antara kedua surat sebelumnya.</w:t>
       </w:r>
     </w:p>
     <w:p>
@@ -16469,6 +14516,7 @@
           <w:rFonts w:asciiTheme="majorBidi" w:hAnsiTheme="majorBidi" w:cstheme="majorBidi"/>
           <w:szCs w:val="24"/>
         </w:rPr>
+        <w:lastRenderedPageBreak/>
         <w:t>Hasil topik pada model BERTopic sebanyak 50 topik dan kata-kata dominan pada tabel menunjukkan bahwa topik-topik yang dihasilkan memiliki koherensi semantik yang jelas dan mencerminkan tema-tema seperti ketuhanan, kenabian, keimanan, akhlak, eskatologi (hari kiamat, surga, dan neraka), ilmu pengetahuan (science), sosial, dan hukum</w:t>
       </w:r>
       <w:r>
@@ -16567,7 +14615,6 @@
           <w:rFonts w:eastAsia="Times New Roman"/>
           <w:color w:val="000000"/>
         </w:rPr>
-        <w:lastRenderedPageBreak/>
         <w:t xml:space="preserve">[2] </w:t>
       </w:r>
       <w:r>
@@ -17122,6 +15169,7 @@
           <w:noProof/>
           <w:szCs w:val="24"/>
         </w:rPr>
+        <w:lastRenderedPageBreak/>
         <w:t>[</w:t>
       </w:r>
       <w:r>
@@ -17231,74 +15279,6 @@
         <w:autoSpaceDE w:val="0"/>
         <w:autoSpaceDN w:val="0"/>
         <w:ind w:left="540" w:hanging="540"/>
-        <w:rPr>
-          <w:rFonts w:eastAsia="Times New Roman"/>
-          <w:color w:val="000000"/>
-        </w:rPr>
-      </w:pPr>
-      <w:r>
-        <w:rPr>
-          <w:rFonts w:eastAsia="Times New Roman"/>
-          <w:color w:val="000000"/>
-        </w:rPr>
-        <w:t xml:space="preserve">[12] </w:t>
-      </w:r>
-      <w:r>
-        <w:rPr>
-          <w:rFonts w:eastAsia="Times New Roman"/>
-          <w:color w:val="000000"/>
-        </w:rPr>
-        <w:tab/>
-      </w:r>
-      <w:r>
-        <w:rPr>
-          <w:rFonts w:eastAsia="Times New Roman"/>
-          <w:color w:val="000000"/>
-        </w:rPr>
-        <w:t xml:space="preserve">Havid Albar Purnomo, M., &amp; Abdurrachman Bachtiar, F. (2021). </w:t>
-      </w:r>
-      <w:r>
-        <w:rPr>
-          <w:rFonts w:eastAsia="Times New Roman"/>
-          <w:i/>
-          <w:iCs/>
-          <w:color w:val="000000"/>
-        </w:rPr>
-        <w:t>Pengelompokan Terjemah Al-Quran Departemen Agama menggunakan Metode Fuzzy C-Means</w:t>
-      </w:r>
-      <w:r>
-        <w:rPr>
-          <w:rFonts w:eastAsia="Times New Roman"/>
-          <w:color w:val="000000"/>
-        </w:rPr>
-        <w:t xml:space="preserve"> (Vol. 5, Issue 2). http://j-ptiik.ub.ac.id</w:t>
-      </w:r>
-    </w:p>
-    <w:p>
-      <w:pPr>
-        <w:autoSpaceDE w:val="0"/>
-        <w:autoSpaceDN w:val="0"/>
-        <w:ind w:firstLine="90"/>
-        <w:rPr>
-          <w:rFonts w:eastAsia="Times New Roman"/>
-          <w:color w:val="000000"/>
-        </w:rPr>
-      </w:pPr>
-    </w:p>
-    <w:p>
-      <w:pPr>
-        <w:autoSpaceDE w:val="0"/>
-        <w:autoSpaceDN w:val="0"/>
-        <w:ind w:left="540" w:hanging="540"/>
-        <w:rPr>
-          <w:rFonts w:eastAsia="Times New Roman"/>
-          <w:color w:val="000000"/>
-        </w:rPr>
-      </w:pPr>
-    </w:p>
-    <w:p>
-      <w:pPr>
-        <w:spacing w:line="276" w:lineRule="auto"/>
       </w:pPr>
       <w:r>
         <w:fldChar w:fldCharType="end"/>
